--- a/HACKHUB - Analisi.docx
+++ b/HACKHUB - Analisi.docx
@@ -1,6 +1,6 @@
 
 <file path=word/document.xml><?xml version="1.0" encoding="utf-8"?>
-<w:document xmlns:wpc="http://schemas.microsoft.com/office/word/2010/wordprocessingCanvas" xmlns:cx="http://schemas.microsoft.com/office/drawing/2014/chartex" xmlns:cx1="http://schemas.microsoft.com/office/drawing/2015/9/8/chartex" xmlns:cx2="http://schemas.microsoft.com/office/drawing/2015/10/21/chartex" xmlns:cx3="http://schemas.microsoft.com/office/drawing/2016/5/9/chartex" xmlns:cx4="http://schemas.microsoft.com/office/drawing/2016/5/10/chartex" xmlns:cx5="http://schemas.microsoft.com/office/drawing/2016/5/11/chartex" xmlns:cx6="http://schemas.microsoft.com/office/drawing/2016/5/12/chartex" xmlns:cx7="http://schemas.microsoft.com/office/drawing/2016/5/13/chartex" xmlns:cx8="http://schemas.microsoft.com/office/drawing/2016/5/14/chartex" xmlns:mc="http://schemas.openxmlformats.org/markup-compatibility/2006" xmlns:aink="http://schemas.microsoft.com/office/drawing/2016/ink" xmlns:am3d="http://schemas.microsoft.com/office/drawing/2017/model3d" xmlns:o="urn:schemas-microsoft-com:office:office" xmlns:oel="http://schemas.microsoft.com/office/2019/extlst" xmlns:r="http://schemas.openxmlformats.org/officeDocument/2006/relationships" xmlns:m="http://schemas.openxmlformats.org/officeDocument/2006/math" xmlns:v="urn:schemas-microsoft-com:vml" xmlns:wp14="http://schemas.microsoft.com/office/word/2010/wordprocessingDrawing" xmlns:wp="http://schemas.openxmlformats.org/drawingml/2006/wordprocessingDrawing" xmlns:w10="urn:schemas-microsoft-com:office:word" xmlns:w="http://schemas.openxmlformats.org/wordprocessingml/2006/main" xmlns:w14="http://schemas.microsoft.com/office/word/2010/wordml" xmlns:w15="http://schemas.microsoft.com/office/word/2012/wordml" xmlns:w16cex="http://schemas.microsoft.com/office/word/2018/wordml/cex" xmlns:w16cid="http://schemas.microsoft.com/office/word/2016/wordml/cid" xmlns:w16="http://schemas.microsoft.com/office/word/2018/wordml" xmlns:w16du="http://schemas.microsoft.com/office/word/2023/wordml/word16du" xmlns:w16sdtdh="http://schemas.microsoft.com/office/word/2020/wordml/sdtdatahash" xmlns:w16sdtfl="http://schemas.microsoft.com/office/word/2024/wordml/sdtformatlock" xmlns:w16se="http://schemas.microsoft.com/office/word/2015/wordml/symex" xmlns:wpg="http://schemas.microsoft.com/office/word/2010/wordprocessingGroup" xmlns:wpi="http://schemas.microsoft.com/office/word/2010/wordprocessingInk" xmlns:wne="http://schemas.microsoft.com/office/word/2006/wordml" xmlns:wps="http://schemas.microsoft.com/office/word/2010/wordprocessingShape" mc:Ignorable="w14 w15 w16se w16cid w16 w16cex w16sdtdh w16sdtfl w16du wp14">
+<w:document xmlns:wpc="http://schemas.microsoft.com/office/word/2010/wordprocessingCanvas" xmlns:mc="http://schemas.openxmlformats.org/markup-compatibility/2006" xmlns:o="urn:schemas-microsoft-com:office:office" xmlns:r="http://schemas.openxmlformats.org/officeDocument/2006/relationships" xmlns:m="http://schemas.openxmlformats.org/officeDocument/2006/math" xmlns:v="urn:schemas-microsoft-com:vml" xmlns:wp14="http://schemas.microsoft.com/office/word/2010/wordprocessingDrawing" xmlns:wp="http://schemas.openxmlformats.org/drawingml/2006/wordprocessingDrawing" xmlns:w10="urn:schemas-microsoft-com:office:word" xmlns:w="http://schemas.openxmlformats.org/wordprocessingml/2006/main" xmlns:w14="http://schemas.microsoft.com/office/word/2010/wordml" xmlns:w15="http://schemas.microsoft.com/office/word/2012/wordml" xmlns:wpg="http://schemas.microsoft.com/office/word/2010/wordprocessingGroup" xmlns:wpi="http://schemas.microsoft.com/office/word/2010/wordprocessingInk" xmlns:wne="http://schemas.microsoft.com/office/word/2006/wordml" xmlns:wps="http://schemas.microsoft.com/office/word/2010/wordprocessingShape" mc:Ignorable="w14 w15 wp14">
   <w:body>
     <w:p>
       <w:pPr>
@@ -91,27 +91,166 @@
     </w:p>
     <w:p>
       <w:pPr>
-        <w:spacing w:after="0"/>
-      </w:pPr>
-      <w:r>
-        <w:rPr>
+        <w:pStyle w:val="NormaleWeb"/>
+        <w:rPr>
+          <w:rFonts w:asciiTheme="minorHAnsi" w:eastAsiaTheme="minorHAnsi" w:hAnsiTheme="minorHAnsi" w:cstheme="minorBidi"/>
+          <w:kern w:val="2"/>
+          <w:sz w:val="22"/>
+          <w:szCs w:val="22"/>
+          <w:lang w:eastAsia="en-US"/>
+          <w14:ligatures w14:val="standardContextual"/>
+        </w:rPr>
+      </w:pPr>
+      <w:r>
+        <w:rPr>
+          <w:rFonts w:asciiTheme="minorHAnsi" w:eastAsiaTheme="minorHAnsi" w:hAnsiTheme="minorHAnsi" w:cstheme="minorBidi"/>
           <w:b/>
-          <w:bCs/>
+          <w:kern w:val="2"/>
+          <w:sz w:val="22"/>
+          <w:szCs w:val="22"/>
+          <w:lang w:eastAsia="en-US"/>
+          <w14:ligatures w14:val="standardContextual"/>
         </w:rPr>
         <w:t>Membro dello Staff</w:t>
       </w:r>
       <w:r>
+        <w:rPr>
+          <w:rFonts w:asciiTheme="minorHAnsi" w:eastAsiaTheme="minorHAnsi" w:hAnsiTheme="minorHAnsi" w:cstheme="minorBidi"/>
+          <w:kern w:val="2"/>
+          <w:sz w:val="22"/>
+          <w:szCs w:val="22"/>
+          <w:lang w:eastAsia="en-US"/>
+          <w14:ligatures w14:val="standardContextual"/>
+        </w:rPr>
         <w:t>.</w:t>
       </w:r>
       <w:r>
+        <w:rPr>
+          <w:rFonts w:asciiTheme="minorHAnsi" w:eastAsiaTheme="minorHAnsi" w:hAnsiTheme="minorHAnsi" w:cstheme="minorBidi"/>
+          <w:kern w:val="2"/>
+          <w:sz w:val="22"/>
+          <w:szCs w:val="22"/>
+          <w:lang w:eastAsia="en-US"/>
+          <w14:ligatures w14:val="standardContextual"/>
+        </w:rPr>
         <w:t xml:space="preserve"> </w:t>
       </w:r>
       <w:r>
-        <w:t>U</w:t>
-      </w:r>
-      <w:r>
-        <w:t>na persona registrata nella piattaforma che ha permessi speciali sugli hackaton a cui è stato assegnato come staff.</w:t>
-      </w:r>
+        <w:rPr>
+          <w:rFonts w:asciiTheme="minorHAnsi" w:eastAsiaTheme="minorHAnsi" w:hAnsiTheme="minorHAnsi" w:cstheme="minorBidi"/>
+          <w:kern w:val="2"/>
+          <w:sz w:val="22"/>
+          <w:szCs w:val="22"/>
+          <w:lang w:eastAsia="en-US"/>
+          <w14:ligatures w14:val="standardContextual"/>
+        </w:rPr>
+        <w:t xml:space="preserve">Una persona registrata che ha visibilità delle informazioni pubbliche di tutti gli </w:t>
+      </w:r>
+      <w:proofErr w:type="spellStart"/>
+      <w:r>
+        <w:rPr>
+          <w:rFonts w:asciiTheme="minorHAnsi" w:eastAsiaTheme="minorHAnsi" w:hAnsiTheme="minorHAnsi" w:cstheme="minorBidi"/>
+          <w:kern w:val="2"/>
+          <w:sz w:val="22"/>
+          <w:szCs w:val="22"/>
+          <w:lang w:eastAsia="en-US"/>
+          <w14:ligatures w14:val="standardContextual"/>
+        </w:rPr>
+        <w:t>hackat</w:t>
+      </w:r>
+      <w:r>
+        <w:rPr>
+          <w:rFonts w:asciiTheme="minorHAnsi" w:eastAsiaTheme="minorHAnsi" w:hAnsiTheme="minorHAnsi" w:cstheme="minorBidi"/>
+          <w:kern w:val="2"/>
+          <w:sz w:val="22"/>
+          <w:szCs w:val="22"/>
+          <w:lang w:eastAsia="en-US"/>
+          <w14:ligatures w14:val="standardContextual"/>
+        </w:rPr>
+        <w:t>h</w:t>
+      </w:r>
+      <w:r>
+        <w:rPr>
+          <w:rFonts w:asciiTheme="minorHAnsi" w:eastAsiaTheme="minorHAnsi" w:hAnsiTheme="minorHAnsi" w:cstheme="minorBidi"/>
+          <w:kern w:val="2"/>
+          <w:sz w:val="22"/>
+          <w:szCs w:val="22"/>
+          <w:lang w:eastAsia="en-US"/>
+          <w14:ligatures w14:val="standardContextual"/>
+        </w:rPr>
+        <w:t>on</w:t>
+      </w:r>
+      <w:proofErr w:type="spellEnd"/>
+      <w:r>
+        <w:rPr>
+          <w:rFonts w:asciiTheme="minorHAnsi" w:eastAsiaTheme="minorHAnsi" w:hAnsiTheme="minorHAnsi" w:cstheme="minorBidi"/>
+          <w:kern w:val="2"/>
+          <w:sz w:val="22"/>
+          <w:szCs w:val="22"/>
+          <w:lang w:eastAsia="en-US"/>
+          <w14:ligatures w14:val="standardContextual"/>
+        </w:rPr>
+        <w:t xml:space="preserve"> nel</w:t>
+      </w:r>
+      <w:r>
+        <w:rPr>
+          <w:rFonts w:asciiTheme="minorHAnsi" w:eastAsiaTheme="minorHAnsi" w:hAnsiTheme="minorHAnsi" w:cstheme="minorBidi"/>
+          <w:kern w:val="2"/>
+          <w:sz w:val="22"/>
+          <w:szCs w:val="22"/>
+          <w:lang w:eastAsia="en-US"/>
+          <w14:ligatures w14:val="standardContextual"/>
+        </w:rPr>
+        <w:t xml:space="preserve"> sistema, ma che può visualizza</w:t>
+      </w:r>
+      <w:r>
+        <w:rPr>
+          <w:rFonts w:asciiTheme="minorHAnsi" w:eastAsiaTheme="minorHAnsi" w:hAnsiTheme="minorHAnsi" w:cstheme="minorBidi"/>
+          <w:kern w:val="2"/>
+          <w:sz w:val="22"/>
+          <w:szCs w:val="22"/>
+          <w:lang w:eastAsia="en-US"/>
+          <w14:ligatures w14:val="standardContextual"/>
+        </w:rPr>
+        <w:t xml:space="preserve">re le sottoscrizioni solo negli </w:t>
+      </w:r>
+      <w:proofErr w:type="spellStart"/>
+      <w:r>
+        <w:rPr>
+          <w:rFonts w:asciiTheme="minorHAnsi" w:eastAsiaTheme="minorHAnsi" w:hAnsiTheme="minorHAnsi" w:cstheme="minorBidi"/>
+          <w:kern w:val="2"/>
+          <w:sz w:val="22"/>
+          <w:szCs w:val="22"/>
+          <w:lang w:eastAsia="en-US"/>
+          <w14:ligatures w14:val="standardContextual"/>
+        </w:rPr>
+        <w:t>hackathon</w:t>
+      </w:r>
+      <w:proofErr w:type="spellEnd"/>
+      <w:r>
+        <w:rPr>
+          <w:rFonts w:asciiTheme="minorHAnsi" w:eastAsiaTheme="minorHAnsi" w:hAnsiTheme="minorHAnsi" w:cstheme="minorBidi"/>
+          <w:kern w:val="2"/>
+          <w:sz w:val="22"/>
+          <w:szCs w:val="22"/>
+          <w:lang w:eastAsia="en-US"/>
+          <w14:ligatures w14:val="standardContextual"/>
+        </w:rPr>
+        <w:t xml:space="preserve"> a cu</w:t>
+      </w:r>
+      <w:r>
+        <w:rPr>
+          <w:rFonts w:asciiTheme="minorHAnsi" w:eastAsiaTheme="minorHAnsi" w:hAnsiTheme="minorHAnsi" w:cstheme="minorBidi"/>
+          <w:kern w:val="2"/>
+          <w:sz w:val="22"/>
+          <w:szCs w:val="22"/>
+          <w:lang w:eastAsia="en-US"/>
+          <w14:ligatures w14:val="standardContextual"/>
+        </w:rPr>
+        <w:t>i è stato assegnato come staff.</w:t>
+      </w:r>
+      <w:bookmarkStart w:id="0" w:name="_GoBack"/>
+      <w:bookmarkEnd w:id="0"/>
     </w:p>
     <w:p>
       <w:pPr>
@@ -121,15 +260,23 @@
         <w:t xml:space="preserve">OBIETTIVI: </w:t>
       </w:r>
       <w:r>
-        <w:t xml:space="preserve">Gestire gli hackaton, collaborando con altri membri dello staff e </w:t>
-      </w:r>
-      <w:r>
-        <w:t>con i team per un buon svolgimento.</w:t>
-      </w:r>
-    </w:p>
-    <w:p>
-      <w:pPr>
-        <w:spacing w:after="0"/>
+        <w:t xml:space="preserve">Visualizzare l’elenco di tutti gli </w:t>
+      </w:r>
+      <w:proofErr w:type="spellStart"/>
+      <w:r>
+        <w:t>hackathon</w:t>
+      </w:r>
+      <w:proofErr w:type="spellEnd"/>
+      <w:r>
+        <w:t xml:space="preserve"> e le sottomissioni relative + specifiche altre mansione legate al proprio ruolo</w:t>
+      </w:r>
+    </w:p>
+    <w:p>
+      <w:pPr>
+        <w:spacing w:after="0"/>
+        <w:rPr>
+          <w:color w:val="92D050"/>
+        </w:rPr>
       </w:pPr>
       <w:r>
         <w:t>Ci sono tre tipi di Membri dello Staff:</w:t>
@@ -137,29 +284,102 @@
     </w:p>
     <w:p>
       <w:pPr>
-        <w:spacing w:after="0"/>
-        <w:ind w:left="708"/>
-      </w:pPr>
-      <w:r>
-        <w:rPr>
-          <w:u w:val="single"/>
+        <w:pStyle w:val="NormaleWeb"/>
+      </w:pPr>
+      <w:r>
+        <w:rPr>
+          <w:rFonts w:asciiTheme="minorHAnsi" w:eastAsiaTheme="minorHAnsi" w:hAnsiTheme="minorHAnsi" w:cstheme="minorBidi"/>
+          <w:b/>
+          <w:kern w:val="2"/>
+          <w:sz w:val="22"/>
+          <w:szCs w:val="22"/>
+          <w:lang w:eastAsia="en-US"/>
+          <w14:ligatures w14:val="standardContextual"/>
         </w:rPr>
         <w:t>Organizzatore</w:t>
       </w:r>
       <w:r>
+        <w:rPr>
+          <w:rFonts w:asciiTheme="minorHAnsi" w:eastAsiaTheme="minorHAnsi" w:hAnsiTheme="minorHAnsi" w:cstheme="minorBidi"/>
+          <w:b/>
+          <w:kern w:val="2"/>
+          <w:sz w:val="22"/>
+          <w:szCs w:val="22"/>
+          <w:lang w:eastAsia="en-US"/>
+          <w14:ligatures w14:val="standardContextual"/>
+        </w:rPr>
         <w:t>.</w:t>
       </w:r>
       <w:r>
+        <w:rPr>
+          <w:rFonts w:asciiTheme="minorHAnsi" w:eastAsiaTheme="minorHAnsi" w:hAnsiTheme="minorHAnsi" w:cstheme="minorBidi"/>
+          <w:b/>
+          <w:kern w:val="2"/>
+          <w:sz w:val="22"/>
+          <w:szCs w:val="22"/>
+          <w:lang w:eastAsia="en-US"/>
+          <w14:ligatures w14:val="standardContextual"/>
+        </w:rPr>
         <w:t xml:space="preserve"> </w:t>
       </w:r>
       <w:r>
-        <w:t>Un Membro dello Staff che g</w:t>
-      </w:r>
-      <w:r>
-        <w:t>estisce un hackaton e sovraintende al suo svolgimento</w:t>
-      </w:r>
-      <w:r>
-        <w:t>.</w:t>
+        <w:rPr>
+          <w:rFonts w:asciiTheme="minorHAnsi" w:eastAsiaTheme="minorHAnsi" w:hAnsiTheme="minorHAnsi" w:cstheme="minorBidi"/>
+          <w:kern w:val="2"/>
+          <w:sz w:val="22"/>
+          <w:szCs w:val="22"/>
+          <w:lang w:eastAsia="en-US"/>
+          <w14:ligatures w14:val="standardContextual"/>
+        </w:rPr>
+        <w:t xml:space="preserve">Una persona il cui account è stato conferito dal sistema stesso. Può creare </w:t>
+      </w:r>
+      <w:proofErr w:type="spellStart"/>
+      <w:r>
+        <w:rPr>
+          <w:rFonts w:asciiTheme="minorHAnsi" w:eastAsiaTheme="minorHAnsi" w:hAnsiTheme="minorHAnsi" w:cstheme="minorBidi"/>
+          <w:kern w:val="2"/>
+          <w:sz w:val="22"/>
+          <w:szCs w:val="22"/>
+          <w:lang w:eastAsia="en-US"/>
+          <w14:ligatures w14:val="standardContextual"/>
+        </w:rPr>
+        <w:t>hackathon</w:t>
+      </w:r>
+      <w:proofErr w:type="spellEnd"/>
+      <w:r>
+        <w:rPr>
+          <w:rFonts w:asciiTheme="minorHAnsi" w:eastAsiaTheme="minorHAnsi" w:hAnsiTheme="minorHAnsi" w:cstheme="minorBidi"/>
+          <w:kern w:val="2"/>
+          <w:sz w:val="22"/>
+          <w:szCs w:val="22"/>
+          <w:lang w:eastAsia="en-US"/>
+          <w14:ligatures w14:val="standardContextual"/>
+        </w:rPr>
+        <w:t xml:space="preserve"> dei quali diventa membro dello staff, nominando uno o più mentori e un giudice. Sovraintende gli </w:t>
+      </w:r>
+      <w:proofErr w:type="spellStart"/>
+      <w:r>
+        <w:rPr>
+          <w:rFonts w:asciiTheme="minorHAnsi" w:eastAsiaTheme="minorHAnsi" w:hAnsiTheme="minorHAnsi" w:cstheme="minorBidi"/>
+          <w:kern w:val="2"/>
+          <w:sz w:val="22"/>
+          <w:szCs w:val="22"/>
+          <w:lang w:eastAsia="en-US"/>
+          <w14:ligatures w14:val="standardContextual"/>
+        </w:rPr>
+        <w:t>hackathon</w:t>
+      </w:r>
+      <w:proofErr w:type="spellEnd"/>
+      <w:r>
+        <w:rPr>
+          <w:rFonts w:asciiTheme="minorHAnsi" w:eastAsiaTheme="minorHAnsi" w:hAnsiTheme="minorHAnsi" w:cstheme="minorBidi"/>
+          <w:kern w:val="2"/>
+          <w:sz w:val="22"/>
+          <w:szCs w:val="22"/>
+          <w:lang w:eastAsia="en-US"/>
+          <w14:ligatures w14:val="standardContextual"/>
+        </w:rPr>
+        <w:t xml:space="preserve"> di cui si occupa espellendo i team che violano il regolamento e proclamando il vincitore </w:t>
       </w:r>
     </w:p>
     <w:p>
@@ -184,8 +404,13 @@
         <w:spacing w:after="0"/>
       </w:pPr>
       <w:r>
-        <w:t>Creare gli hackaton</w:t>
-      </w:r>
+        <w:t xml:space="preserve">Creare gli </w:t>
+      </w:r>
+      <w:proofErr w:type="spellStart"/>
+      <w:r>
+        <w:t>hackathon</w:t>
+      </w:r>
+      <w:proofErr w:type="spellEnd"/>
     </w:p>
     <w:p>
       <w:pPr>
@@ -197,8 +422,13 @@
         <w:spacing w:after="0"/>
       </w:pPr>
       <w:r>
-        <w:t>Definire le informazioni essenziali per ciascun hackaton</w:t>
-      </w:r>
+        <w:t xml:space="preserve">Definire le informazioni essenziali per ciascun </w:t>
+      </w:r>
+      <w:proofErr w:type="spellStart"/>
+      <w:r>
+        <w:t>hackathon</w:t>
+      </w:r>
+      <w:proofErr w:type="spellEnd"/>
       <w:r>
         <w:t xml:space="preserve"> (nome, regolamento, scadenza iscrizioni, date di inizio e fine, luogo, premio in denaro, dimensione massima dei team, …)</w:t>
       </w:r>
@@ -226,79 +456,7 @@
         <w:spacing w:after="0"/>
       </w:pPr>
       <w:r>
-        <w:t>Proclamare il team vincitore di un hackaton</w:t>
-      </w:r>
-    </w:p>
-    <w:p>
-      <w:pPr>
-        <w:spacing w:after="0"/>
-        <w:ind w:left="708"/>
-      </w:pPr>
-      <w:r>
-        <w:rPr>
-          <w:u w:val="single"/>
-        </w:rPr>
-        <w:t>Giudice</w:t>
-      </w:r>
-      <w:r>
-        <w:t>. Un Membro dello Staff</w:t>
-      </w:r>
-      <w:r>
-        <w:t xml:space="preserve"> che valuta le sottomissioni inviate dai team partecipanti a un hackaton</w:t>
-      </w:r>
-      <w:r>
-        <w:t>.</w:t>
-      </w:r>
-    </w:p>
-    <w:p>
-      <w:pPr>
-        <w:spacing w:after="0"/>
-        <w:ind w:left="708"/>
-      </w:pPr>
-      <w:r>
-        <w:t>OBIETTIVI</w:t>
-      </w:r>
-      <w:r>
-        <w:t>: Valutare le sottomissioni inviate dai team con un voto e un breve giudizio.</w:t>
-      </w:r>
-    </w:p>
-    <w:p>
-      <w:pPr>
-        <w:spacing w:after="0"/>
-        <w:ind w:left="708"/>
-      </w:pPr>
-      <w:r>
-        <w:rPr>
-          <w:u w:val="single"/>
-        </w:rPr>
-        <w:t>Mentore</w:t>
-      </w:r>
-      <w:r>
-        <w:t xml:space="preserve">. Un Membro dello Staff che funge da </w:t>
-      </w:r>
-      <w:r>
-        <w:t xml:space="preserve">aiutante imparziale dei team partecipanti a un hackaton </w:t>
-      </w:r>
-      <w:r>
-        <w:t xml:space="preserve">e </w:t>
-      </w:r>
-      <w:r>
-        <w:t>che controlla che i team rispettino le regole</w:t>
-      </w:r>
-      <w:r>
-        <w:t>.</w:t>
-      </w:r>
-    </w:p>
-    <w:p>
-      <w:pPr>
-        <w:spacing w:after="0"/>
-        <w:ind w:left="708"/>
-      </w:pPr>
-      <w:r>
-        <w:t>OBIETTIVI</w:t>
-      </w:r>
-      <w:r>
-        <w:t>:</w:t>
+        <w:t xml:space="preserve">Gestire lo staff </w:t>
       </w:r>
     </w:p>
     <w:p>
@@ -311,8 +469,13 @@
         <w:spacing w:after="0"/>
       </w:pPr>
       <w:r>
-        <w:t>Fornire supporto ai team partecipanti all’hackaton</w:t>
-      </w:r>
+        <w:t xml:space="preserve">Espellere team dagli </w:t>
+      </w:r>
+      <w:proofErr w:type="spellStart"/>
+      <w:r>
+        <w:t>hackathon</w:t>
+      </w:r>
+      <w:proofErr w:type="spellEnd"/>
     </w:p>
     <w:p>
       <w:pPr>
@@ -324,8 +487,13 @@
         <w:spacing w:after="0"/>
       </w:pPr>
       <w:r>
-        <w:t>Fissare delle call con i team, se necessario</w:t>
-      </w:r>
+        <w:t xml:space="preserve">Proclamare il team vincitore di un </w:t>
+      </w:r>
+      <w:proofErr w:type="spellStart"/>
+      <w:r>
+        <w:t>hackathon</w:t>
+      </w:r>
+      <w:proofErr w:type="spellEnd"/>
     </w:p>
     <w:p>
       <w:pPr>
@@ -337,49 +505,203 @@
         <w:spacing w:after="0"/>
       </w:pPr>
       <w:r>
-        <w:t>Segnalare eventuali violazioni del regolamento dell’hackaton</w:t>
-      </w:r>
-    </w:p>
-    <w:p>
-      <w:pPr>
-        <w:spacing w:after="0"/>
-      </w:pPr>
-      <w:r>
-        <w:t>PRE-CONDIZIONI: Un Membro dello Staff deve risultare autenticato come Organizzatore, Giudice o Mentore.</w:t>
-      </w:r>
-    </w:p>
-    <w:p>
-      <w:pPr>
-        <w:spacing w:after="0"/>
-      </w:pPr>
-    </w:p>
-    <w:p>
-      <w:pPr>
-        <w:spacing w:after="0"/>
-      </w:pPr>
-      <w:r>
-        <w:rPr>
+        <w:t>Conferire il premio al team vincitore</w:t>
+      </w:r>
+    </w:p>
+    <w:p>
+      <w:pPr>
+        <w:pStyle w:val="NormaleWeb"/>
+        <w:rPr>
+          <w:rFonts w:asciiTheme="minorHAnsi" w:eastAsiaTheme="minorHAnsi" w:hAnsiTheme="minorHAnsi" w:cstheme="minorBidi"/>
+          <w:kern w:val="2"/>
+          <w:sz w:val="22"/>
+          <w:szCs w:val="22"/>
+          <w:lang w:eastAsia="en-US"/>
+          <w14:ligatures w14:val="standardContextual"/>
+        </w:rPr>
+      </w:pPr>
+      <w:r>
+        <w:rPr>
+          <w:rFonts w:asciiTheme="minorHAnsi" w:eastAsiaTheme="minorHAnsi" w:hAnsiTheme="minorHAnsi" w:cstheme="minorBidi"/>
           <w:b/>
-          <w:bCs/>
-        </w:rPr>
-        <w:t>Utente</w:t>
-      </w:r>
-      <w:r>
-        <w:t>. Una persona registrata che utilizza la piattaforma HackHub</w:t>
-      </w:r>
-      <w:r>
-        <w:t xml:space="preserve"> e che ha accesso a tutte le informazioni sui vari hackaton</w:t>
-      </w:r>
-      <w:r>
+          <w:kern w:val="2"/>
+          <w:sz w:val="22"/>
+          <w:szCs w:val="22"/>
+          <w:lang w:eastAsia="en-US"/>
+          <w14:ligatures w14:val="standardContextual"/>
+        </w:rPr>
+        <w:t>Giudice</w:t>
+      </w:r>
+      <w:r>
+        <w:rPr>
+          <w:rFonts w:asciiTheme="minorHAnsi" w:eastAsiaTheme="minorHAnsi" w:hAnsiTheme="minorHAnsi" w:cstheme="minorBidi"/>
+          <w:b/>
+          <w:kern w:val="2"/>
+          <w:sz w:val="22"/>
+          <w:szCs w:val="22"/>
+          <w:lang w:eastAsia="en-US"/>
+          <w14:ligatures w14:val="standardContextual"/>
+        </w:rPr>
         <w:t>.</w:t>
       </w:r>
-    </w:p>
-    <w:p>
-      <w:pPr>
-        <w:spacing w:after="0"/>
-      </w:pPr>
-      <w:r>
-        <w:t>OBIETTIVI:</w:t>
+      <w:r>
+        <w:rPr>
+          <w:rFonts w:asciiTheme="minorHAnsi" w:eastAsiaTheme="minorHAnsi" w:hAnsiTheme="minorHAnsi" w:cstheme="minorBidi"/>
+          <w:kern w:val="2"/>
+          <w:sz w:val="22"/>
+          <w:szCs w:val="22"/>
+          <w:lang w:eastAsia="en-US"/>
+          <w14:ligatures w14:val="standardContextual"/>
+        </w:rPr>
+        <w:t xml:space="preserve"> </w:t>
+      </w:r>
+      <w:r>
+        <w:rPr>
+          <w:rFonts w:asciiTheme="minorHAnsi" w:eastAsiaTheme="minorHAnsi" w:hAnsiTheme="minorHAnsi" w:cstheme="minorBidi"/>
+          <w:kern w:val="2"/>
+          <w:sz w:val="22"/>
+          <w:szCs w:val="22"/>
+          <w:lang w:eastAsia="en-US"/>
+          <w14:ligatures w14:val="standardContextual"/>
+        </w:rPr>
+        <w:t xml:space="preserve">Un membro dello staff che valuta le sottomissioni dei vari team partecipanti agli </w:t>
+      </w:r>
+      <w:proofErr w:type="spellStart"/>
+      <w:r>
+        <w:rPr>
+          <w:rFonts w:asciiTheme="minorHAnsi" w:eastAsiaTheme="minorHAnsi" w:hAnsiTheme="minorHAnsi" w:cstheme="minorBidi"/>
+          <w:kern w:val="2"/>
+          <w:sz w:val="22"/>
+          <w:szCs w:val="22"/>
+          <w:lang w:eastAsia="en-US"/>
+          <w14:ligatures w14:val="standardContextual"/>
+        </w:rPr>
+        <w:t>hackathon</w:t>
+      </w:r>
+      <w:proofErr w:type="spellEnd"/>
+      <w:r>
+        <w:rPr>
+          <w:rFonts w:asciiTheme="minorHAnsi" w:eastAsiaTheme="minorHAnsi" w:hAnsiTheme="minorHAnsi" w:cstheme="minorBidi"/>
+          <w:kern w:val="2"/>
+          <w:sz w:val="22"/>
+          <w:szCs w:val="22"/>
+          <w:lang w:eastAsia="en-US"/>
+          <w14:ligatures w14:val="standardContextual"/>
+        </w:rPr>
+        <w:t xml:space="preserve"> a cui è stato assegnato. </w:t>
+      </w:r>
+    </w:p>
+    <w:p>
+      <w:pPr>
+        <w:spacing w:after="0"/>
+        <w:ind w:left="708"/>
+      </w:pPr>
+      <w:r>
+        <w:t>OBIETTIVI</w:t>
+      </w:r>
+      <w:r>
+        <w:t xml:space="preserve">: Valutare le sottomissioni inviate dai team con un voto </w:t>
+      </w:r>
+      <w:r>
+        <w:t xml:space="preserve">che va da 0 a 10 </w:t>
+      </w:r>
+      <w:r>
+        <w:t>e un breve giudizio.</w:t>
+      </w:r>
+    </w:p>
+    <w:p>
+      <w:pPr>
+        <w:pStyle w:val="NormaleWeb"/>
+        <w:rPr>
+          <w:rFonts w:asciiTheme="minorHAnsi" w:eastAsiaTheme="minorHAnsi" w:hAnsiTheme="minorHAnsi" w:cstheme="minorBidi"/>
+          <w:kern w:val="2"/>
+          <w:sz w:val="22"/>
+          <w:szCs w:val="22"/>
+          <w:lang w:eastAsia="en-US"/>
+          <w14:ligatures w14:val="standardContextual"/>
+        </w:rPr>
+      </w:pPr>
+      <w:r>
+        <w:rPr>
+          <w:rFonts w:asciiTheme="minorHAnsi" w:eastAsiaTheme="minorHAnsi" w:hAnsiTheme="minorHAnsi" w:cstheme="minorBidi"/>
+          <w:b/>
+          <w:kern w:val="2"/>
+          <w:sz w:val="22"/>
+          <w:szCs w:val="22"/>
+          <w:lang w:eastAsia="en-US"/>
+          <w14:ligatures w14:val="standardContextual"/>
+        </w:rPr>
+        <w:t>Mentore</w:t>
+      </w:r>
+      <w:r>
+        <w:rPr>
+          <w:rFonts w:asciiTheme="minorHAnsi" w:eastAsiaTheme="minorHAnsi" w:hAnsiTheme="minorHAnsi" w:cstheme="minorBidi"/>
+          <w:b/>
+          <w:kern w:val="2"/>
+          <w:sz w:val="22"/>
+          <w:szCs w:val="22"/>
+          <w:lang w:eastAsia="en-US"/>
+          <w14:ligatures w14:val="standardContextual"/>
+        </w:rPr>
+        <w:t>.</w:t>
+      </w:r>
+      <w:r>
+        <w:rPr>
+          <w:rFonts w:asciiTheme="minorHAnsi" w:eastAsiaTheme="minorHAnsi" w:hAnsiTheme="minorHAnsi" w:cstheme="minorBidi"/>
+          <w:kern w:val="2"/>
+          <w:sz w:val="22"/>
+          <w:szCs w:val="22"/>
+          <w:lang w:eastAsia="en-US"/>
+          <w14:ligatures w14:val="standardContextual"/>
+        </w:rPr>
+        <w:t xml:space="preserve"> </w:t>
+      </w:r>
+      <w:r>
+        <w:rPr>
+          <w:rFonts w:asciiTheme="minorHAnsi" w:eastAsiaTheme="minorHAnsi" w:hAnsiTheme="minorHAnsi" w:cstheme="minorBidi"/>
+          <w:kern w:val="2"/>
+          <w:sz w:val="22"/>
+          <w:szCs w:val="22"/>
+          <w:lang w:eastAsia="en-US"/>
+          <w14:ligatures w14:val="standardContextual"/>
+        </w:rPr>
+        <w:t xml:space="preserve">Un membro dello staff che funge da aiutante per i team partecipanti agli </w:t>
+      </w:r>
+      <w:proofErr w:type="spellStart"/>
+      <w:r>
+        <w:rPr>
+          <w:rFonts w:asciiTheme="minorHAnsi" w:eastAsiaTheme="minorHAnsi" w:hAnsiTheme="minorHAnsi" w:cstheme="minorBidi"/>
+          <w:kern w:val="2"/>
+          <w:sz w:val="22"/>
+          <w:szCs w:val="22"/>
+          <w:lang w:eastAsia="en-US"/>
+          <w14:ligatures w14:val="standardContextual"/>
+        </w:rPr>
+        <w:t>hackathon</w:t>
+      </w:r>
+      <w:proofErr w:type="spellEnd"/>
+      <w:r>
+        <w:rPr>
+          <w:rFonts w:asciiTheme="minorHAnsi" w:eastAsiaTheme="minorHAnsi" w:hAnsiTheme="minorHAnsi" w:cstheme="minorBidi"/>
+          <w:kern w:val="2"/>
+          <w:sz w:val="22"/>
+          <w:szCs w:val="22"/>
+          <w:lang w:eastAsia="en-US"/>
+          <w14:ligatures w14:val="standardContextual"/>
+        </w:rPr>
+        <w:t xml:space="preserve"> rispondendo alle richieste di supporto e proponendo call. Controlla che le varie squadre rispettino le regole e in caso di violazione può segnalare il team coinvolto all'organizzatore. </w:t>
+      </w:r>
+    </w:p>
+    <w:p>
+      <w:pPr>
+        <w:spacing w:after="0"/>
+        <w:ind w:left="708"/>
+      </w:pPr>
+      <w:r>
+        <w:t>OBIETTIVI</w:t>
+      </w:r>
+      <w:r>
+        <w:t>:</w:t>
       </w:r>
     </w:p>
     <w:p>
@@ -392,8 +714,19 @@
         <w:spacing w:after="0"/>
       </w:pPr>
       <w:r>
-        <w:t>Entrare a far parte di un team dietro invito</w:t>
-      </w:r>
+        <w:t>Fornire supporto ai team partecipanti all’</w:t>
+      </w:r>
+      <w:proofErr w:type="spellStart"/>
+      <w:r>
+        <w:t>hackat</w:t>
+      </w:r>
+      <w:r>
+        <w:t>h</w:t>
+      </w:r>
+      <w:r>
+        <w:t>on</w:t>
+      </w:r>
+      <w:proofErr w:type="spellEnd"/>
     </w:p>
     <w:p>
       <w:pPr>
@@ -405,7 +738,215 @@
         <w:spacing w:after="0"/>
       </w:pPr>
       <w:r>
-        <w:t>Partecipare agli hackaton</w:t>
+        <w:t>Fissare delle call con i team, se necessario</w:t>
+      </w:r>
+    </w:p>
+    <w:p>
+      <w:pPr>
+        <w:pStyle w:val="Paragrafoelenco"/>
+        <w:numPr>
+          <w:ilvl w:val="0"/>
+          <w:numId w:val="3"/>
+        </w:numPr>
+        <w:spacing w:after="0"/>
+      </w:pPr>
+      <w:r>
+        <w:t>Segnalare eventuali violazioni del regolamento dell’</w:t>
+      </w:r>
+      <w:proofErr w:type="spellStart"/>
+      <w:r>
+        <w:t>hackat</w:t>
+      </w:r>
+      <w:r>
+        <w:t>h</w:t>
+      </w:r>
+      <w:r>
+        <w:t>on</w:t>
+      </w:r>
+      <w:proofErr w:type="spellEnd"/>
+    </w:p>
+    <w:p>
+      <w:pPr>
+        <w:spacing w:after="0"/>
+      </w:pPr>
+      <w:r>
+        <w:t xml:space="preserve">PRE-CONDIZIONI: Un Membro dello Staff deve risultare autenticato come Organizzatore, Giudice </w:t>
+      </w:r>
+      <w:proofErr w:type="gramStart"/>
+      <w:r>
+        <w:t>o</w:t>
+      </w:r>
+      <w:proofErr w:type="gramEnd"/>
+      <w:r>
+        <w:t xml:space="preserve"> Mentore.</w:t>
+      </w:r>
+    </w:p>
+    <w:p>
+      <w:pPr>
+        <w:spacing w:after="0"/>
+      </w:pPr>
+    </w:p>
+    <w:p>
+      <w:pPr>
+        <w:pStyle w:val="NormaleWeb"/>
+        <w:rPr>
+          <w:rFonts w:asciiTheme="minorHAnsi" w:eastAsiaTheme="minorHAnsi" w:hAnsiTheme="minorHAnsi" w:cstheme="minorBidi"/>
+          <w:kern w:val="2"/>
+          <w:sz w:val="22"/>
+          <w:szCs w:val="22"/>
+          <w:lang w:eastAsia="en-US"/>
+          <w14:ligatures w14:val="standardContextual"/>
+        </w:rPr>
+      </w:pPr>
+      <w:r>
+        <w:rPr>
+          <w:rFonts w:asciiTheme="minorHAnsi" w:eastAsiaTheme="minorHAnsi" w:hAnsiTheme="minorHAnsi" w:cstheme="minorBidi"/>
+          <w:b/>
+          <w:kern w:val="2"/>
+          <w:sz w:val="22"/>
+          <w:szCs w:val="22"/>
+          <w:lang w:eastAsia="en-US"/>
+          <w14:ligatures w14:val="standardContextual"/>
+        </w:rPr>
+        <w:t>Utente.</w:t>
+      </w:r>
+      <w:r>
+        <w:rPr>
+          <w:rFonts w:asciiTheme="minorHAnsi" w:eastAsiaTheme="minorHAnsi" w:hAnsiTheme="minorHAnsi" w:cstheme="minorBidi"/>
+          <w:kern w:val="2"/>
+          <w:sz w:val="22"/>
+          <w:szCs w:val="22"/>
+          <w:lang w:eastAsia="en-US"/>
+          <w14:ligatures w14:val="standardContextual"/>
+        </w:rPr>
+        <w:t xml:space="preserve"> </w:t>
+      </w:r>
+      <w:r>
+        <w:rPr>
+          <w:rFonts w:asciiTheme="minorHAnsi" w:eastAsiaTheme="minorHAnsi" w:hAnsiTheme="minorHAnsi" w:cstheme="minorBidi"/>
+          <w:kern w:val="2"/>
+          <w:sz w:val="22"/>
+          <w:szCs w:val="22"/>
+          <w:lang w:eastAsia="en-US"/>
+          <w14:ligatures w14:val="standardContextual"/>
+        </w:rPr>
+        <w:t xml:space="preserve">Una persona registrata e autenticata che può utilizzare la piattaforma per partecipare agli </w:t>
+      </w:r>
+      <w:proofErr w:type="spellStart"/>
+      <w:r>
+        <w:rPr>
+          <w:rFonts w:asciiTheme="minorHAnsi" w:eastAsiaTheme="minorHAnsi" w:hAnsiTheme="minorHAnsi" w:cstheme="minorBidi"/>
+          <w:kern w:val="2"/>
+          <w:sz w:val="22"/>
+          <w:szCs w:val="22"/>
+          <w:lang w:eastAsia="en-US"/>
+          <w14:ligatures w14:val="standardContextual"/>
+        </w:rPr>
+        <w:t>hackathon</w:t>
+      </w:r>
+      <w:proofErr w:type="spellEnd"/>
+      <w:r>
+        <w:rPr>
+          <w:rFonts w:asciiTheme="minorHAnsi" w:eastAsiaTheme="minorHAnsi" w:hAnsiTheme="minorHAnsi" w:cstheme="minorBidi"/>
+          <w:kern w:val="2"/>
+          <w:sz w:val="22"/>
+          <w:szCs w:val="22"/>
+          <w:lang w:eastAsia="en-US"/>
+          <w14:ligatures w14:val="standardContextual"/>
+        </w:rPr>
+        <w:t xml:space="preserve"> creando un team, diventandone il leader, o accettando un invito come membro. </w:t>
+      </w:r>
+    </w:p>
+    <w:p>
+      <w:pPr>
+        <w:spacing w:after="0"/>
+      </w:pPr>
+      <w:r>
+        <w:t>OBIETTIVI:</w:t>
+      </w:r>
+    </w:p>
+    <w:p>
+      <w:pPr>
+        <w:pStyle w:val="Paragrafoelenco"/>
+        <w:numPr>
+          <w:ilvl w:val="0"/>
+          <w:numId w:val="3"/>
+        </w:numPr>
+        <w:spacing w:after="0"/>
+      </w:pPr>
+      <w:r>
+        <w:lastRenderedPageBreak/>
+        <w:t>Crea team</w:t>
+      </w:r>
+    </w:p>
+    <w:p>
+      <w:pPr>
+        <w:pStyle w:val="Paragrafoelenco"/>
+        <w:numPr>
+          <w:ilvl w:val="0"/>
+          <w:numId w:val="3"/>
+        </w:numPr>
+        <w:spacing w:after="0"/>
+      </w:pPr>
+      <w:r>
+        <w:t xml:space="preserve">Rifiuta o accetta inviti per entrare in un team </w:t>
+      </w:r>
+    </w:p>
+    <w:p>
+      <w:pPr>
+        <w:pStyle w:val="Paragrafoelenco"/>
+        <w:numPr>
+          <w:ilvl w:val="0"/>
+          <w:numId w:val="3"/>
+        </w:numPr>
+        <w:spacing w:after="0"/>
+      </w:pPr>
+      <w:r>
+        <w:t xml:space="preserve">Visualizza le informazioni degli </w:t>
+      </w:r>
+      <w:proofErr w:type="spellStart"/>
+      <w:r>
+        <w:t>hackathon</w:t>
+      </w:r>
+      <w:proofErr w:type="spellEnd"/>
+    </w:p>
+    <w:p>
+      <w:pPr>
+        <w:pStyle w:val="Paragrafoelenco"/>
+        <w:numPr>
+          <w:ilvl w:val="0"/>
+          <w:numId w:val="3"/>
+        </w:numPr>
+        <w:spacing w:after="0"/>
+      </w:pPr>
+      <w:r>
+        <w:t>Modifica account</w:t>
+      </w:r>
+    </w:p>
+    <w:p>
+      <w:pPr>
+        <w:pStyle w:val="Paragrafoelenco"/>
+        <w:numPr>
+          <w:ilvl w:val="0"/>
+          <w:numId w:val="3"/>
+        </w:numPr>
+        <w:spacing w:after="0"/>
+      </w:pPr>
+      <w:r>
+        <w:t>Elimina l’account</w:t>
+      </w:r>
+    </w:p>
+    <w:p>
+      <w:pPr>
+        <w:pStyle w:val="Paragrafoelenco"/>
+        <w:numPr>
+          <w:ilvl w:val="0"/>
+          <w:numId w:val="3"/>
+        </w:numPr>
+        <w:spacing w:after="0"/>
+      </w:pPr>
+      <w:r>
+        <w:t>Log out</w:t>
       </w:r>
     </w:p>
     <w:p>
@@ -423,25 +964,89 @@
     </w:p>
     <w:p>
       <w:pPr>
-        <w:spacing w:after="0"/>
-      </w:pPr>
-      <w:r>
-        <w:rPr>
+        <w:pStyle w:val="NormaleWeb"/>
+        <w:rPr>
+          <w:rFonts w:asciiTheme="minorHAnsi" w:eastAsiaTheme="minorHAnsi" w:hAnsiTheme="minorHAnsi" w:cstheme="minorBidi"/>
+          <w:kern w:val="2"/>
+          <w:sz w:val="22"/>
+          <w:szCs w:val="22"/>
+          <w:lang w:eastAsia="en-US"/>
+          <w14:ligatures w14:val="standardContextual"/>
+        </w:rPr>
+      </w:pPr>
+      <w:r>
+        <w:rPr>
+          <w:rFonts w:asciiTheme="minorHAnsi" w:eastAsiaTheme="minorHAnsi" w:hAnsiTheme="minorHAnsi" w:cstheme="minorBidi"/>
           <w:b/>
-          <w:bCs/>
+          <w:kern w:val="2"/>
+          <w:sz w:val="22"/>
+          <w:szCs w:val="22"/>
+          <w:lang w:eastAsia="en-US"/>
+          <w14:ligatures w14:val="standardContextual"/>
         </w:rPr>
         <w:t>Membro del Team</w:t>
       </w:r>
       <w:r>
-        <w:t>. Un Utente che fa’ parte di un team.</w:t>
-      </w:r>
-    </w:p>
-    <w:p>
-      <w:pPr>
-        <w:spacing w:after="0"/>
-      </w:pPr>
-      <w:r>
-        <w:t>OBIETTIVI: Vincere gli hackaton.</w:t>
+        <w:rPr>
+          <w:rFonts w:asciiTheme="minorHAnsi" w:eastAsiaTheme="minorHAnsi" w:hAnsiTheme="minorHAnsi" w:cstheme="minorBidi"/>
+          <w:kern w:val="2"/>
+          <w:sz w:val="22"/>
+          <w:szCs w:val="22"/>
+          <w:lang w:eastAsia="en-US"/>
+          <w14:ligatures w14:val="standardContextual"/>
+        </w:rPr>
+        <w:t xml:space="preserve">. </w:t>
+      </w:r>
+      <w:r>
+        <w:rPr>
+          <w:rFonts w:asciiTheme="minorHAnsi" w:eastAsiaTheme="minorHAnsi" w:hAnsiTheme="minorHAnsi" w:cstheme="minorBidi"/>
+          <w:kern w:val="2"/>
+          <w:sz w:val="22"/>
+          <w:szCs w:val="22"/>
+          <w:lang w:eastAsia="en-US"/>
+          <w14:ligatures w14:val="standardContextual"/>
+        </w:rPr>
+        <w:t xml:space="preserve">Una persona che fa parte di una squadra, ossia un insieme di persone che cooperano per competere in uno o più </w:t>
+      </w:r>
+      <w:proofErr w:type="spellStart"/>
+      <w:r>
+        <w:rPr>
+          <w:rFonts w:asciiTheme="minorHAnsi" w:eastAsiaTheme="minorHAnsi" w:hAnsiTheme="minorHAnsi" w:cstheme="minorBidi"/>
+          <w:kern w:val="2"/>
+          <w:sz w:val="22"/>
+          <w:szCs w:val="22"/>
+          <w:lang w:eastAsia="en-US"/>
+          <w14:ligatures w14:val="standardContextual"/>
+        </w:rPr>
+        <w:t>hackathon</w:t>
+      </w:r>
+      <w:proofErr w:type="spellEnd"/>
+      <w:r>
+        <w:rPr>
+          <w:rFonts w:asciiTheme="minorHAnsi" w:eastAsiaTheme="minorHAnsi" w:hAnsiTheme="minorHAnsi" w:cstheme="minorBidi"/>
+          <w:kern w:val="2"/>
+          <w:sz w:val="22"/>
+          <w:szCs w:val="22"/>
+          <w:lang w:eastAsia="en-US"/>
+          <w14:ligatures w14:val="standardContextual"/>
+        </w:rPr>
+        <w:t xml:space="preserve">. Può inviare e modificare il progetto da consegnare. Può essere nominato leader del team dal suo predecessore. </w:t>
+      </w:r>
+    </w:p>
+    <w:p>
+      <w:pPr>
+        <w:spacing w:after="0"/>
+      </w:pPr>
+      <w:r>
+        <w:t xml:space="preserve">OBIETTIVI: Vincere gli </w:t>
+      </w:r>
+      <w:proofErr w:type="spellStart"/>
+      <w:r>
+        <w:t>hackathon</w:t>
+      </w:r>
+      <w:proofErr w:type="spellEnd"/>
+      <w:r>
+        <w:t>.</w:t>
       </w:r>
     </w:p>
     <w:p>
@@ -462,20 +1067,73 @@
     </w:p>
     <w:p>
       <w:pPr>
-        <w:tabs>
-          <w:tab w:val="left" w:pos="8400"/>
-        </w:tabs>
-        <w:spacing w:after="0"/>
-      </w:pPr>
-      <w:r>
-        <w:rPr>
+        <w:pStyle w:val="NormaleWeb"/>
+        <w:rPr>
+          <w:rFonts w:asciiTheme="minorHAnsi" w:eastAsiaTheme="minorHAnsi" w:hAnsiTheme="minorHAnsi" w:cstheme="minorBidi"/>
+          <w:kern w:val="2"/>
+          <w:sz w:val="22"/>
+          <w:szCs w:val="22"/>
+          <w:lang w:eastAsia="en-US"/>
+          <w14:ligatures w14:val="standardContextual"/>
+        </w:rPr>
+      </w:pPr>
+      <w:r>
+        <w:rPr>
+          <w:rFonts w:asciiTheme="minorHAnsi" w:eastAsiaTheme="minorHAnsi" w:hAnsiTheme="minorHAnsi" w:cstheme="minorBidi"/>
           <w:b/>
-          <w:bCs/>
-        </w:rPr>
-        <w:t>Leader del Team</w:t>
-      </w:r>
-      <w:r>
-        <w:t>. Un Membro del Team che guida il team nella partecipazione agli hackaton.</w:t>
+          <w:kern w:val="2"/>
+          <w:sz w:val="22"/>
+          <w:szCs w:val="22"/>
+          <w:lang w:eastAsia="en-US"/>
+          <w14:ligatures w14:val="standardContextual"/>
+        </w:rPr>
+        <w:t>Leader del Team.</w:t>
+      </w:r>
+      <w:r>
+        <w:rPr>
+          <w:rFonts w:asciiTheme="minorHAnsi" w:eastAsiaTheme="minorHAnsi" w:hAnsiTheme="minorHAnsi" w:cstheme="minorBidi"/>
+          <w:kern w:val="2"/>
+          <w:sz w:val="22"/>
+          <w:szCs w:val="22"/>
+          <w:lang w:eastAsia="en-US"/>
+          <w14:ligatures w14:val="standardContextual"/>
+        </w:rPr>
+        <w:t xml:space="preserve"> </w:t>
+      </w:r>
+      <w:r>
+        <w:rPr>
+          <w:rFonts w:asciiTheme="minorHAnsi" w:eastAsiaTheme="minorHAnsi" w:hAnsiTheme="minorHAnsi" w:cstheme="minorBidi"/>
+          <w:kern w:val="2"/>
+          <w:sz w:val="22"/>
+          <w:szCs w:val="22"/>
+          <w:lang w:eastAsia="en-US"/>
+          <w14:ligatures w14:val="standardContextual"/>
+        </w:rPr>
+        <w:t xml:space="preserve">Un membro del team che ha creato la squadra e che può mandare inviti ad altri utenti per espanderla. Può iscrivere la propria squadra ad un </w:t>
+      </w:r>
+      <w:proofErr w:type="spellStart"/>
+      <w:r>
+        <w:rPr>
+          <w:rFonts w:asciiTheme="minorHAnsi" w:eastAsiaTheme="minorHAnsi" w:hAnsiTheme="minorHAnsi" w:cstheme="minorBidi"/>
+          <w:kern w:val="2"/>
+          <w:sz w:val="22"/>
+          <w:szCs w:val="22"/>
+          <w:lang w:eastAsia="en-US"/>
+          <w14:ligatures w14:val="standardContextual"/>
+        </w:rPr>
+        <w:t>hackathon</w:t>
+      </w:r>
+      <w:proofErr w:type="spellEnd"/>
+      <w:r>
+        <w:rPr>
+          <w:rFonts w:asciiTheme="minorHAnsi" w:eastAsiaTheme="minorHAnsi" w:hAnsiTheme="minorHAnsi" w:cstheme="minorBidi"/>
+          <w:kern w:val="2"/>
+          <w:sz w:val="22"/>
+          <w:szCs w:val="22"/>
+          <w:lang w:eastAsia="en-US"/>
+          <w14:ligatures w14:val="standardContextual"/>
+        </w:rPr>
+        <w:t xml:space="preserve"> e chiedere assistenza ai mentori durante la sfida. Se decide di uscire dal gruppo o eliminare il suo account, il suo ruolo viene automaticamente ereditato dal membro che fa parte del gruppo da più tempo. Può sciogliere il team ed eliminarlo dalla piattaforma. </w:t>
       </w:r>
     </w:p>
     <w:p>
@@ -502,7 +1160,7 @@
         <w:spacing w:after="0"/>
       </w:pPr>
       <w:r>
-        <w:t>Invitare altri utenti nel proprio team</w:t>
+        <w:t>Trasferire il ruolo di Leader</w:t>
       </w:r>
     </w:p>
     <w:p>
@@ -518,8 +1176,13 @@
         <w:spacing w:after="0"/>
       </w:pPr>
       <w:r>
-        <w:t>Inviare le sottomissioni richieste nell’hackaton</w:t>
-      </w:r>
+        <w:t>Annullare l’iscrizione all’</w:t>
+      </w:r>
+      <w:proofErr w:type="spellStart"/>
+      <w:r>
+        <w:t>hackathon</w:t>
+      </w:r>
+      <w:proofErr w:type="spellEnd"/>
     </w:p>
     <w:p>
       <w:pPr>
@@ -534,8 +1197,13 @@
         <w:spacing w:after="0"/>
       </w:pPr>
       <w:r>
-        <w:t>Chiedere assistenza, se necessario</w:t>
-      </w:r>
+        <w:t>Iscrivere team all’</w:t>
+      </w:r>
+      <w:proofErr w:type="spellStart"/>
+      <w:r>
+        <w:t>hackathon</w:t>
+      </w:r>
+      <w:proofErr w:type="spellEnd"/>
     </w:p>
     <w:p>
       <w:pPr>
@@ -550,51 +1218,7 @@
         <w:spacing w:after="0"/>
       </w:pPr>
       <w:r>
-        <w:t>Vincere gli hackaton</w:t>
-      </w:r>
-    </w:p>
-    <w:p>
-      <w:pPr>
-        <w:tabs>
-          <w:tab w:val="left" w:pos="8400"/>
-        </w:tabs>
-        <w:spacing w:after="0"/>
-      </w:pPr>
-      <w:r>
-        <w:t>PRE-CONDIZIONI: Un Leader del Team deve essere autenticato come Utente.</w:t>
-      </w:r>
-    </w:p>
-    <w:p>
-      <w:pPr>
-        <w:tabs>
-          <w:tab w:val="left" w:pos="8400"/>
-        </w:tabs>
-        <w:spacing w:after="0"/>
-      </w:pPr>
-      <w:r>
-        <w:rPr>
-          <w:b/>
-          <w:bCs/>
-        </w:rPr>
-        <w:lastRenderedPageBreak/>
-        <w:t>Visitatore</w:t>
-      </w:r>
-      <w:r>
-        <w:t xml:space="preserve">. </w:t>
-      </w:r>
-      <w:r>
-        <w:t>Una persona non registrata nelle piattaforme che visualizza le informazioni di pubblico dominio sugli hackaton.</w:t>
-      </w:r>
-    </w:p>
-    <w:p>
-      <w:pPr>
-        <w:tabs>
-          <w:tab w:val="left" w:pos="8400"/>
-        </w:tabs>
-        <w:spacing w:after="0"/>
-      </w:pPr>
-      <w:r>
-        <w:t>OBIETTIVI:</w:t>
+        <w:t xml:space="preserve">Gestire proposte di call inviate dal mentore tramite il calendario </w:t>
       </w:r>
     </w:p>
     <w:p>
@@ -610,7 +1234,7 @@
         <w:spacing w:after="0"/>
       </w:pPr>
       <w:r>
-        <w:t>Informarsi sui vari hackaton</w:t>
+        <w:t xml:space="preserve">Invitare altri utenti al proprio team </w:t>
       </w:r>
     </w:p>
     <w:p>
@@ -626,33 +1250,39 @@
         <w:spacing w:after="0"/>
       </w:pPr>
       <w:r>
-        <w:t>Registrarsi e provare a partecipare agli hackaton, eventualmente</w:t>
-      </w:r>
-    </w:p>
-    <w:p>
-      <w:pPr>
+        <w:t>Chiedere assistenza</w:t>
+      </w:r>
+    </w:p>
+    <w:p>
+      <w:pPr>
+        <w:pStyle w:val="Paragrafoelenco"/>
+        <w:numPr>
+          <w:ilvl w:val="0"/>
+          <w:numId w:val="3"/>
+        </w:numPr>
         <w:tabs>
           <w:tab w:val="left" w:pos="8400"/>
         </w:tabs>
         <w:spacing w:after="0"/>
       </w:pPr>
-    </w:p>
-    <w:p>
-      <w:pPr>
+      <w:r>
+        <w:t>Sciogliere il team</w:t>
+      </w:r>
+    </w:p>
+    <w:p>
+      <w:pPr>
+        <w:pStyle w:val="Paragrafoelenco"/>
+        <w:numPr>
+          <w:ilvl w:val="0"/>
+          <w:numId w:val="3"/>
+        </w:numPr>
         <w:tabs>
           <w:tab w:val="left" w:pos="8400"/>
         </w:tabs>
         <w:spacing w:after="0"/>
       </w:pPr>
       <w:r>
-        <w:rPr>
-          <w:b/>
-          <w:bCs/>
-        </w:rPr>
-        <w:t>Calendario</w:t>
-      </w:r>
-      <w:r>
-        <w:t>. Un’entità esterna al sistema che permette la prenotazione di call tra un Mentore e un team.</w:t>
+        <w:t>Gestire team</w:t>
       </w:r>
     </w:p>
     <w:p>
@@ -663,7 +1293,102 @@
         <w:spacing w:after="0"/>
       </w:pPr>
       <w:r>
-        <w:t>OBIETTIVI: Fornire un riferimento temporale per la prenotazione delle call.</w:t>
+        <w:t>PRE-CONDIZIONI: Un Leader del Team deve essere autenticato come Utente.</w:t>
+      </w:r>
+    </w:p>
+    <w:p>
+      <w:pPr>
+        <w:pStyle w:val="NormaleWeb"/>
+        <w:rPr>
+          <w:rFonts w:asciiTheme="minorHAnsi" w:eastAsiaTheme="minorHAnsi" w:hAnsiTheme="minorHAnsi" w:cstheme="minorBidi"/>
+          <w:kern w:val="2"/>
+          <w:sz w:val="22"/>
+          <w:szCs w:val="22"/>
+          <w:lang w:eastAsia="en-US"/>
+          <w14:ligatures w14:val="standardContextual"/>
+        </w:rPr>
+      </w:pPr>
+      <w:r>
+        <w:rPr>
+          <w:rFonts w:asciiTheme="minorHAnsi" w:eastAsiaTheme="minorHAnsi" w:hAnsiTheme="minorHAnsi" w:cstheme="minorBidi"/>
+          <w:b/>
+          <w:kern w:val="2"/>
+          <w:sz w:val="22"/>
+          <w:szCs w:val="22"/>
+          <w:lang w:eastAsia="en-US"/>
+          <w14:ligatures w14:val="standardContextual"/>
+        </w:rPr>
+        <w:t>Visitatore.</w:t>
+      </w:r>
+      <w:r>
+        <w:rPr>
+          <w:rFonts w:asciiTheme="minorHAnsi" w:eastAsiaTheme="minorHAnsi" w:hAnsiTheme="minorHAnsi" w:cstheme="minorBidi"/>
+          <w:kern w:val="2"/>
+          <w:sz w:val="22"/>
+          <w:szCs w:val="22"/>
+          <w:lang w:eastAsia="en-US"/>
+          <w14:ligatures w14:val="standardContextual"/>
+        </w:rPr>
+        <w:t xml:space="preserve"> </w:t>
+      </w:r>
+      <w:r>
+        <w:rPr>
+          <w:rFonts w:asciiTheme="minorHAnsi" w:eastAsiaTheme="minorHAnsi" w:hAnsiTheme="minorHAnsi" w:cstheme="minorBidi"/>
+          <w:kern w:val="2"/>
+          <w:sz w:val="22"/>
+          <w:szCs w:val="22"/>
+          <w:lang w:eastAsia="en-US"/>
+          <w14:ligatures w14:val="standardContextual"/>
+        </w:rPr>
+        <w:t xml:space="preserve">Una persona non registrata alla piattaforma che visualizza le informazioni di pubblico dominio sui vari </w:t>
+      </w:r>
+      <w:proofErr w:type="spellStart"/>
+      <w:r>
+        <w:rPr>
+          <w:rFonts w:asciiTheme="minorHAnsi" w:eastAsiaTheme="minorHAnsi" w:hAnsiTheme="minorHAnsi" w:cstheme="minorBidi"/>
+          <w:kern w:val="2"/>
+          <w:sz w:val="22"/>
+          <w:szCs w:val="22"/>
+          <w:lang w:eastAsia="en-US"/>
+          <w14:ligatures w14:val="standardContextual"/>
+        </w:rPr>
+        <w:t>hackathon</w:t>
+      </w:r>
+      <w:proofErr w:type="spellEnd"/>
+      <w:r>
+        <w:rPr>
+          <w:rFonts w:asciiTheme="minorHAnsi" w:eastAsiaTheme="minorHAnsi" w:hAnsiTheme="minorHAnsi" w:cstheme="minorBidi"/>
+          <w:kern w:val="2"/>
+          <w:sz w:val="22"/>
+          <w:szCs w:val="22"/>
+          <w:lang w:eastAsia="en-US"/>
+          <w14:ligatures w14:val="standardContextual"/>
+        </w:rPr>
+        <w:t xml:space="preserve"> non conclusi. Può registrarsi per diventare un utente e partecipare agli </w:t>
+      </w:r>
+      <w:proofErr w:type="spellStart"/>
+      <w:r>
+        <w:rPr>
+          <w:rFonts w:asciiTheme="minorHAnsi" w:eastAsiaTheme="minorHAnsi" w:hAnsiTheme="minorHAnsi" w:cstheme="minorBidi"/>
+          <w:kern w:val="2"/>
+          <w:sz w:val="22"/>
+          <w:szCs w:val="22"/>
+          <w:lang w:eastAsia="en-US"/>
+          <w14:ligatures w14:val="standardContextual"/>
+        </w:rPr>
+        <w:t>hackathon</w:t>
+      </w:r>
+      <w:proofErr w:type="spellEnd"/>
+      <w:r>
+        <w:rPr>
+          <w:rFonts w:asciiTheme="minorHAnsi" w:eastAsiaTheme="minorHAnsi" w:hAnsiTheme="minorHAnsi" w:cstheme="minorBidi"/>
+          <w:kern w:val="2"/>
+          <w:sz w:val="22"/>
+          <w:szCs w:val="22"/>
+          <w:lang w:eastAsia="en-US"/>
+          <w14:ligatures w14:val="standardContextual"/>
+        </w:rPr>
+        <w:t xml:space="preserve">. </w:t>
       </w:r>
     </w:p>
     <w:p>
@@ -673,34 +1398,51 @@
         </w:tabs>
         <w:spacing w:after="0"/>
       </w:pPr>
-    </w:p>
-    <w:p>
-      <w:pPr>
+      <w:r>
+        <w:t>OBIETTIVI:</w:t>
+      </w:r>
+    </w:p>
+    <w:p>
+      <w:pPr>
+        <w:pStyle w:val="Paragrafoelenco"/>
+        <w:numPr>
+          <w:ilvl w:val="0"/>
+          <w:numId w:val="3"/>
+        </w:numPr>
         <w:tabs>
           <w:tab w:val="left" w:pos="8400"/>
         </w:tabs>
         <w:spacing w:after="0"/>
       </w:pPr>
       <w:r>
-        <w:rPr>
-          <w:b/>
-          <w:bCs/>
-        </w:rPr>
-        <w:t>Sistema di Pagamento</w:t>
-      </w:r>
-      <w:r>
-        <w:t>. Un’entità esterna al sistema che consente il conferimento del premio in denaro al team vincitore di un hackaton.</w:t>
-      </w:r>
-    </w:p>
-    <w:p>
-      <w:pPr>
+        <w:t xml:space="preserve">Informarsi sui vari </w:t>
+      </w:r>
+      <w:proofErr w:type="spellStart"/>
+      <w:r>
+        <w:t>hackathon</w:t>
+      </w:r>
+      <w:proofErr w:type="spellEnd"/>
+      <w:r>
+        <w:t xml:space="preserve"> tramite le informazioni pubbliche presenti</w:t>
+      </w:r>
+    </w:p>
+    <w:p>
+      <w:pPr>
+        <w:pStyle w:val="Paragrafoelenco"/>
+        <w:numPr>
+          <w:ilvl w:val="0"/>
+          <w:numId w:val="3"/>
+        </w:numPr>
         <w:tabs>
           <w:tab w:val="left" w:pos="8400"/>
         </w:tabs>
         <w:spacing w:after="0"/>
       </w:pPr>
       <w:r>
-        <w:t>OBIETTIVI: Favorire una transazione del premio con esito positivo.</w:t>
+        <w:t xml:space="preserve">Registrarsi e </w:t>
+      </w:r>
+      <w:r>
+        <w:t>diventare utente</w:t>
       </w:r>
     </w:p>
     <w:p>
@@ -721,7 +1463,86 @@
       <w:r>
         <w:rPr>
           <w:b/>
-          <w:bCs/>
+        </w:rPr>
+        <w:t>Calendario</w:t>
+      </w:r>
+      <w:r>
+        <w:t>. Un’entità esterna al sistema che permette la prenotazione di call tra un Mentore e un team.</w:t>
+      </w:r>
+    </w:p>
+    <w:p>
+      <w:pPr>
+        <w:tabs>
+          <w:tab w:val="left" w:pos="8400"/>
+        </w:tabs>
+        <w:spacing w:after="0"/>
+      </w:pPr>
+      <w:r>
+        <w:t>OBIETTIVI: Fornire un riferimento temporale per la prenotazione delle call.</w:t>
+      </w:r>
+    </w:p>
+    <w:p>
+      <w:pPr>
+        <w:tabs>
+          <w:tab w:val="left" w:pos="8400"/>
+        </w:tabs>
+        <w:spacing w:after="0"/>
+      </w:pPr>
+    </w:p>
+    <w:p>
+      <w:pPr>
+        <w:tabs>
+          <w:tab w:val="left" w:pos="8400"/>
+        </w:tabs>
+        <w:spacing w:after="0"/>
+      </w:pPr>
+      <w:r>
+        <w:rPr>
+          <w:b/>
+        </w:rPr>
+        <w:t>Sistema di Pagamento.</w:t>
+      </w:r>
+      <w:r>
+        <w:t xml:space="preserve"> Un’entità esterna al sistema che consente il conferimento del premio in denaro al team vincitore di un </w:t>
+      </w:r>
+      <w:proofErr w:type="spellStart"/>
+      <w:r>
+        <w:t>hackathon</w:t>
+      </w:r>
+      <w:proofErr w:type="spellEnd"/>
+      <w:r>
+        <w:t>.</w:t>
+      </w:r>
+    </w:p>
+    <w:p>
+      <w:pPr>
+        <w:tabs>
+          <w:tab w:val="left" w:pos="8400"/>
+        </w:tabs>
+        <w:spacing w:after="0"/>
+      </w:pPr>
+      <w:r>
+        <w:t>OBIETTIVI: Favorire una transazione del premio con esito positivo.</w:t>
+      </w:r>
+    </w:p>
+    <w:p>
+      <w:pPr>
+        <w:tabs>
+          <w:tab w:val="left" w:pos="8400"/>
+        </w:tabs>
+        <w:spacing w:after="0"/>
+      </w:pPr>
+    </w:p>
+    <w:p>
+      <w:pPr>
+        <w:tabs>
+          <w:tab w:val="left" w:pos="8400"/>
+        </w:tabs>
+        <w:spacing w:after="0"/>
+      </w:pPr>
+      <w:r>
+        <w:rPr>
+          <w:b/>
         </w:rPr>
         <w:t>Tempo</w:t>
       </w:r>
@@ -740,8 +1561,8 @@
 </file>
 
 <file path=word/numbering.xml><?xml version="1.0" encoding="utf-8"?>
-<w:numbering xmlns:wpc="http://schemas.microsoft.com/office/word/2010/wordprocessingCanvas" xmlns:cx="http://schemas.microsoft.com/office/drawing/2014/chartex" xmlns:cx1="http://schemas.microsoft.com/office/drawing/2015/9/8/chartex" xmlns:cx2="http://schemas.microsoft.com/office/drawing/2015/10/21/chartex" xmlns:cx3="http://schemas.microsoft.com/office/drawing/2016/5/9/chartex" xmlns:cx4="http://schemas.microsoft.com/office/drawing/2016/5/10/chartex" xmlns:cx5="http://schemas.microsoft.com/office/drawing/2016/5/11/chartex" xmlns:cx6="http://schemas.microsoft.com/office/drawing/2016/5/12/chartex" xmlns:cx7="http://schemas.microsoft.com/office/drawing/2016/5/13/chartex" xmlns:cx8="http://schemas.microsoft.com/office/drawing/2016/5/14/chartex" xmlns:mc="http://schemas.openxmlformats.org/markup-compatibility/2006" xmlns:aink="http://schemas.microsoft.com/office/drawing/2016/ink" xmlns:am3d="http://schemas.microsoft.com/office/drawing/2017/model3d" xmlns:o="urn:schemas-microsoft-com:office:office" xmlns:oel="http://schemas.microsoft.com/office/2019/extlst" xmlns:r="http://schemas.openxmlformats.org/officeDocument/2006/relationships" xmlns:m="http://schemas.openxmlformats.org/officeDocument/2006/math" xmlns:v="urn:schemas-microsoft-com:vml" xmlns:wp14="http://schemas.microsoft.com/office/word/2010/wordprocessingDrawing" xmlns:wp="http://schemas.openxmlformats.org/drawingml/2006/wordprocessingDrawing" xmlns:w10="urn:schemas-microsoft-com:office:word" xmlns:w="http://schemas.openxmlformats.org/wordprocessingml/2006/main" xmlns:w14="http://schemas.microsoft.com/office/word/2010/wordml" xmlns:w15="http://schemas.microsoft.com/office/word/2012/wordml" xmlns:w16cex="http://schemas.microsoft.com/office/word/2018/wordml/cex" xmlns:w16cid="http://schemas.microsoft.com/office/word/2016/wordml/cid" xmlns:w16="http://schemas.microsoft.com/office/word/2018/wordml" xmlns:w16du="http://schemas.microsoft.com/office/word/2023/wordml/word16du" xmlns:w16sdtdh="http://schemas.microsoft.com/office/word/2020/wordml/sdtdatahash" xmlns:w16sdtfl="http://schemas.microsoft.com/office/word/2024/wordml/sdtformatlock" xmlns:w16se="http://schemas.microsoft.com/office/word/2015/wordml/symex" xmlns:wpg="http://schemas.microsoft.com/office/word/2010/wordprocessingGroup" xmlns:wpi="http://schemas.microsoft.com/office/word/2010/wordprocessingInk" xmlns:wne="http://schemas.microsoft.com/office/word/2006/wordml" xmlns:wps="http://schemas.microsoft.com/office/word/2010/wordprocessingShape" mc:Ignorable="w14 w15 w16se w16cid w16 w16cex w16sdtdh w16sdtfl w16du wp14">
-  <w:abstractNum w:abstractNumId="0" w15:restartNumberingAfterBreak="0">
+<w:numbering xmlns:wpc="http://schemas.microsoft.com/office/word/2010/wordprocessingCanvas" xmlns:mc="http://schemas.openxmlformats.org/markup-compatibility/2006" xmlns:o="urn:schemas-microsoft-com:office:office" xmlns:r="http://schemas.openxmlformats.org/officeDocument/2006/relationships" xmlns:m="http://schemas.openxmlformats.org/officeDocument/2006/math" xmlns:v="urn:schemas-microsoft-com:vml" xmlns:wp14="http://schemas.microsoft.com/office/word/2010/wordprocessingDrawing" xmlns:wp="http://schemas.openxmlformats.org/drawingml/2006/wordprocessingDrawing" xmlns:w10="urn:schemas-microsoft-com:office:word" xmlns:w="http://schemas.openxmlformats.org/wordprocessingml/2006/main" xmlns:w14="http://schemas.microsoft.com/office/word/2010/wordml" xmlns:w15="http://schemas.microsoft.com/office/word/2012/wordml" xmlns:wpg="http://schemas.microsoft.com/office/word/2010/wordprocessingGroup" xmlns:wpi="http://schemas.microsoft.com/office/word/2010/wordprocessingInk" xmlns:wne="http://schemas.microsoft.com/office/word/2006/wordml" xmlns:wps="http://schemas.microsoft.com/office/word/2010/wordprocessingShape" mc:Ignorable="w14 w15 wp14">
+  <w:abstractNum w:abstractNumId="0">
     <w:nsid w:val="3E586FB7"/>
     <w:multiLevelType w:val="hybridMultilevel"/>
     <w:tmpl w:val="071C2D34"/>
@@ -853,7 +1674,7 @@
       </w:rPr>
     </w:lvl>
   </w:abstractNum>
-  <w:abstractNum w:abstractNumId="1" w15:restartNumberingAfterBreak="0">
+  <w:abstractNum w:abstractNumId="1">
     <w:nsid w:val="558E7C43"/>
     <w:multiLevelType w:val="hybridMultilevel"/>
     <w:tmpl w:val="08B6AB16"/>
@@ -966,7 +1787,7 @@
       </w:rPr>
     </w:lvl>
   </w:abstractNum>
-  <w:abstractNum w:abstractNumId="2" w15:restartNumberingAfterBreak="0">
+  <w:abstractNum w:abstractNumId="2">
     <w:nsid w:val="7FE960D4"/>
     <w:multiLevelType w:val="hybridMultilevel"/>
     <w:tmpl w:val="5F329016"/>
@@ -1055,20 +1876,20 @@
       </w:pPr>
     </w:lvl>
   </w:abstractNum>
-  <w:num w:numId="1" w16cid:durableId="1490289704">
+  <w:num w:numId="1">
     <w:abstractNumId w:val="0"/>
   </w:num>
-  <w:num w:numId="2" w16cid:durableId="1217206147">
+  <w:num w:numId="2">
     <w:abstractNumId w:val="2"/>
   </w:num>
-  <w:num w:numId="3" w16cid:durableId="992177155">
+  <w:num w:numId="3">
     <w:abstractNumId w:val="1"/>
   </w:num>
 </w:numbering>
 </file>
 
 <file path=word/styles.xml><?xml version="1.0" encoding="utf-8"?>
-<w:styles xmlns:mc="http://schemas.openxmlformats.org/markup-compatibility/2006" xmlns:r="http://schemas.openxmlformats.org/officeDocument/2006/relationships" xmlns:w="http://schemas.openxmlformats.org/wordprocessingml/2006/main" xmlns:w14="http://schemas.microsoft.com/office/word/2010/wordml" xmlns:w15="http://schemas.microsoft.com/office/word/2012/wordml" xmlns:w16cex="http://schemas.microsoft.com/office/word/2018/wordml/cex" xmlns:w16cid="http://schemas.microsoft.com/office/word/2016/wordml/cid" xmlns:w16="http://schemas.microsoft.com/office/word/2018/wordml" xmlns:w16du="http://schemas.microsoft.com/office/word/2023/wordml/word16du" xmlns:w16sdtdh="http://schemas.microsoft.com/office/word/2020/wordml/sdtdatahash" xmlns:w16sdtfl="http://schemas.microsoft.com/office/word/2024/wordml/sdtformatlock" xmlns:w16se="http://schemas.microsoft.com/office/word/2015/wordml/symex" mc:Ignorable="w14 w15 w16se w16cid w16 w16cex w16sdtdh w16sdtfl w16du">
+<w:styles xmlns:mc="http://schemas.openxmlformats.org/markup-compatibility/2006" xmlns:r="http://schemas.openxmlformats.org/officeDocument/2006/relationships" xmlns:w="http://schemas.openxmlformats.org/wordprocessingml/2006/main" xmlns:w14="http://schemas.microsoft.com/office/word/2010/wordml" xmlns:w15="http://schemas.microsoft.com/office/word/2012/wordml" mc:Ignorable="w14 w15">
   <w:docDefaults>
     <w:rPrDefault>
       <w:rPr>
@@ -1086,7 +1907,7 @@
       </w:pPr>
     </w:pPrDefault>
   </w:docDefaults>
-  <w:latentStyles w:defLockedState="0" w:defUIPriority="99" w:defSemiHidden="0" w:defUnhideWhenUsed="0" w:defQFormat="0" w:count="376">
+  <w:latentStyles w:defLockedState="0" w:defUIPriority="99" w:defSemiHidden="0" w:defUnhideWhenUsed="0" w:defQFormat="0" w:count="371">
     <w:lsdException w:name="Normal" w:uiPriority="0" w:qFormat="1"/>
     <w:lsdException w:name="heading 1" w:uiPriority="9" w:qFormat="1"/>
     <w:lsdException w:name="heading 2" w:semiHidden="1" w:uiPriority="9" w:unhideWhenUsed="1" w:qFormat="1"/>
@@ -1458,11 +2279,6 @@
     <w:lsdException w:name="List Table 5 Dark Accent 6" w:uiPriority="50"/>
     <w:lsdException w:name="List Table 6 Colorful Accent 6" w:uiPriority="51"/>
     <w:lsdException w:name="List Table 7 Colorful Accent 6" w:uiPriority="52"/>
-    <w:lsdException w:name="Mention" w:semiHidden="1" w:unhideWhenUsed="1"/>
-    <w:lsdException w:name="Smart Hyperlink" w:semiHidden="1" w:unhideWhenUsed="1"/>
-    <w:lsdException w:name="Hashtag" w:semiHidden="1" w:unhideWhenUsed="1"/>
-    <w:lsdException w:name="Unresolved Mention" w:semiHidden="1" w:unhideWhenUsed="1"/>
-    <w:lsdException w:name="Smart Link" w:semiHidden="1" w:unhideWhenUsed="1"/>
   </w:latentStyles>
   <w:style w:type="paragraph" w:default="1" w:styleId="Normale">
     <w:name w:val="Normal"/>
@@ -1982,6 +2798,24 @@
       <w:smallCaps/>
       <w:color w:val="0F4761" w:themeColor="accent1" w:themeShade="BF"/>
       <w:spacing w:val="5"/>
+    </w:rPr>
+  </w:style>
+  <w:style w:type="paragraph" w:styleId="NormaleWeb">
+    <w:name w:val="Normal (Web)"/>
+    <w:basedOn w:val="Normale"/>
+    <w:uiPriority w:val="99"/>
+    <w:unhideWhenUsed/>
+    <w:rsid w:val="001031AD"/>
+    <w:pPr>
+      <w:spacing w:before="100" w:beforeAutospacing="1" w:after="100" w:afterAutospacing="1" w:line="240" w:lineRule="auto"/>
+    </w:pPr>
+    <w:rPr>
+      <w:rFonts w:ascii="Times New Roman" w:eastAsia="Times New Roman" w:hAnsi="Times New Roman" w:cs="Times New Roman"/>
+      <w:kern w:val="0"/>
+      <w:sz w:val="24"/>
+      <w:szCs w:val="24"/>
+      <w:lang w:eastAsia="it-IT"/>
+      <w14:ligatures w14:val="none"/>
     </w:rPr>
   </w:style>
 </w:styles>

--- a/HACKHUB - Analisi.docx
+++ b/HACKHUB - Analisi.docx
@@ -1,6 +1,6 @@
 
 <file path=word/document.xml><?xml version="1.0" encoding="utf-8"?>
-<w:document xmlns:wpc="http://schemas.microsoft.com/office/word/2010/wordprocessingCanvas" xmlns:cx="http://schemas.microsoft.com/office/drawing/2014/chartex" xmlns:cx1="http://schemas.microsoft.com/office/drawing/2015/9/8/chartex" xmlns:cx2="http://schemas.microsoft.com/office/drawing/2015/10/21/chartex" xmlns:cx3="http://schemas.microsoft.com/office/drawing/2016/5/9/chartex" xmlns:cx4="http://schemas.microsoft.com/office/drawing/2016/5/10/chartex" xmlns:cx5="http://schemas.microsoft.com/office/drawing/2016/5/11/chartex" xmlns:cx6="http://schemas.microsoft.com/office/drawing/2016/5/12/chartex" xmlns:cx7="http://schemas.microsoft.com/office/drawing/2016/5/13/chartex" xmlns:cx8="http://schemas.microsoft.com/office/drawing/2016/5/14/chartex" xmlns:mc="http://schemas.openxmlformats.org/markup-compatibility/2006" xmlns:aink="http://schemas.microsoft.com/office/drawing/2016/ink" xmlns:am3d="http://schemas.microsoft.com/office/drawing/2017/model3d" xmlns:o="urn:schemas-microsoft-com:office:office" xmlns:oel="http://schemas.microsoft.com/office/2019/extlst" xmlns:r="http://schemas.openxmlformats.org/officeDocument/2006/relationships" xmlns:m="http://schemas.openxmlformats.org/officeDocument/2006/math" xmlns:v="urn:schemas-microsoft-com:vml" xmlns:wp14="http://schemas.microsoft.com/office/word/2010/wordprocessingDrawing" xmlns:wp="http://schemas.openxmlformats.org/drawingml/2006/wordprocessingDrawing" xmlns:w10="urn:schemas-microsoft-com:office:word" xmlns:w="http://schemas.openxmlformats.org/wordprocessingml/2006/main" xmlns:w14="http://schemas.microsoft.com/office/word/2010/wordml" xmlns:w15="http://schemas.microsoft.com/office/word/2012/wordml" xmlns:w16cex="http://schemas.microsoft.com/office/word/2018/wordml/cex" xmlns:w16cid="http://schemas.microsoft.com/office/word/2016/wordml/cid" xmlns:w16="http://schemas.microsoft.com/office/word/2018/wordml" xmlns:w16du="http://schemas.microsoft.com/office/word/2023/wordml/word16du" xmlns:w16sdtdh="http://schemas.microsoft.com/office/word/2020/wordml/sdtdatahash" xmlns:w16sdtfl="http://schemas.microsoft.com/office/word/2024/wordml/sdtformatlock" xmlns:w16se="http://schemas.microsoft.com/office/word/2015/wordml/symex" xmlns:wpg="http://schemas.microsoft.com/office/word/2010/wordprocessingGroup" xmlns:wpi="http://schemas.microsoft.com/office/word/2010/wordprocessingInk" xmlns:wne="http://schemas.microsoft.com/office/word/2006/wordml" xmlns:wps="http://schemas.microsoft.com/office/word/2010/wordprocessingShape" mc:Ignorable="w14 w15 w16se w16cid w16 w16cex w16sdtdh w16sdtfl w16du wp14">
+<w:document xmlns:wpc="http://schemas.microsoft.com/office/word/2010/wordprocessingCanvas" xmlns:mc="http://schemas.openxmlformats.org/markup-compatibility/2006" xmlns:o="urn:schemas-microsoft-com:office:office" xmlns:r="http://schemas.openxmlformats.org/officeDocument/2006/relationships" xmlns:m="http://schemas.openxmlformats.org/officeDocument/2006/math" xmlns:v="urn:schemas-microsoft-com:vml" xmlns:wp14="http://schemas.microsoft.com/office/word/2010/wordprocessingDrawing" xmlns:wp="http://schemas.openxmlformats.org/drawingml/2006/wordprocessingDrawing" xmlns:w10="urn:schemas-microsoft-com:office:word" xmlns:w="http://schemas.openxmlformats.org/wordprocessingml/2006/main" xmlns:w14="http://schemas.microsoft.com/office/word/2010/wordml" xmlns:w15="http://schemas.microsoft.com/office/word/2012/wordml" xmlns:wpg="http://schemas.microsoft.com/office/word/2010/wordprocessingGroup" xmlns:wpi="http://schemas.microsoft.com/office/word/2010/wordprocessingInk" xmlns:wne="http://schemas.microsoft.com/office/word/2006/wordml" xmlns:wps="http://schemas.microsoft.com/office/word/2010/wordprocessingShape" mc:Ignorable="w14 w15 wp14">
   <w:body>
     <w:p>
       <w:pPr>
@@ -107,10 +107,38 @@
         <w:t xml:space="preserve"> </w:t>
       </w:r>
       <w:r>
-        <w:t>U</w:t>
-      </w:r>
-      <w:r>
-        <w:t>na persona registrata nella piattaforma che ha permessi speciali sugli hackaton a cui è stato assegnato come staff.</w:t>
+        <w:t xml:space="preserve">Una persona registrata che ha visibilità delle informazioni pubbliche di tutti gli </w:t>
+      </w:r>
+      <w:proofErr w:type="spellStart"/>
+      <w:r>
+        <w:t>hackat</w:t>
+      </w:r>
+      <w:r>
+        <w:t>h</w:t>
+      </w:r>
+      <w:r>
+        <w:t>on</w:t>
+      </w:r>
+      <w:proofErr w:type="spellEnd"/>
+      <w:r>
+        <w:t xml:space="preserve"> nel</w:t>
+      </w:r>
+      <w:r>
+        <w:t xml:space="preserve"> sistema, ma che può visualizza</w:t>
+      </w:r>
+      <w:r>
+        <w:t xml:space="preserve">re le sottoscrizioni solo negli </w:t>
+      </w:r>
+      <w:proofErr w:type="spellStart"/>
+      <w:r>
+        <w:t>hackathon</w:t>
+      </w:r>
+      <w:proofErr w:type="spellEnd"/>
+      <w:r>
+        <w:t xml:space="preserve"> a cu</w:t>
+      </w:r>
+      <w:r>
+        <w:t>i è stato assegnato come staff.</w:t>
       </w:r>
     </w:p>
     <w:p>
@@ -121,13 +149,21 @@
         <w:t xml:space="preserve">OBIETTIVI: </w:t>
       </w:r>
       <w:r>
-        <w:t>Gestire gli hackat</w:t>
+        <w:t xml:space="preserve">Gestire gli </w:t>
+      </w:r>
+      <w:proofErr w:type="spellStart"/>
+      <w:r>
+        <w:t>hackat</w:t>
       </w:r>
       <w:r>
         <w:t>h</w:t>
       </w:r>
       <w:r>
-        <w:t xml:space="preserve">on, collaborando con altri membri dello staff e </w:t>
+        <w:t>on</w:t>
+      </w:r>
+      <w:proofErr w:type="spellEnd"/>
+      <w:r>
+        <w:t xml:space="preserve">, collaborando con altri membri dello staff e </w:t>
       </w:r>
       <w:r>
         <w:t>con i team per un buon svolgimento.</w:t>
@@ -159,19 +195,167 @@
         <w:t xml:space="preserve"> </w:t>
       </w:r>
       <w:r>
-        <w:t>Un Membro dello Staff che g</w:t>
-      </w:r>
-      <w:r>
-        <w:t>estisce un hackat</w:t>
+        <w:t xml:space="preserve">Una persona il cui account è stato conferito dal sistema stesso. Può creare </w:t>
+      </w:r>
+      <w:proofErr w:type="spellStart"/>
+      <w:r>
+        <w:t>hackathon</w:t>
+      </w:r>
+      <w:proofErr w:type="spellEnd"/>
+      <w:r>
+        <w:t xml:space="preserve"> dei quali diventa membro dello staff, nominando uno o più mentori e un giudice. Sovraintende gli </w:t>
+      </w:r>
+      <w:proofErr w:type="spellStart"/>
+      <w:r>
+        <w:t>hackathon</w:t>
+      </w:r>
+      <w:proofErr w:type="spellEnd"/>
+      <w:r>
+        <w:t xml:space="preserve"> di cui si occupa espellendo i team che violano il regolamento e proclamando il vincitore</w:t>
+      </w:r>
+    </w:p>
+    <w:p>
+      <w:pPr>
+        <w:spacing w:after="0"/>
+        <w:ind w:left="708"/>
+      </w:pPr>
+      <w:r>
+        <w:t>OBIETTIVI</w:t>
+      </w:r>
+      <w:r>
+        <w:t>:</w:t>
+      </w:r>
+    </w:p>
+    <w:p>
+      <w:pPr>
+        <w:pStyle w:val="Paragrafoelenco"/>
+        <w:numPr>
+          <w:ilvl w:val="0"/>
+          <w:numId w:val="3"/>
+        </w:numPr>
+        <w:spacing w:after="0"/>
+      </w:pPr>
+      <w:r>
+        <w:t xml:space="preserve">Creare gli </w:t>
+      </w:r>
+      <w:proofErr w:type="spellStart"/>
+      <w:r>
+        <w:t>hackat</w:t>
       </w:r>
       <w:r>
         <w:t>h</w:t>
       </w:r>
       <w:r>
-        <w:t>on e sovraintende al suo svolgimento</w:t>
-      </w:r>
-      <w:r>
-        <w:t>.</w:t>
+        <w:t>on</w:t>
+      </w:r>
+      <w:proofErr w:type="spellEnd"/>
+    </w:p>
+    <w:p>
+      <w:pPr>
+        <w:pStyle w:val="Paragrafoelenco"/>
+        <w:numPr>
+          <w:ilvl w:val="0"/>
+          <w:numId w:val="3"/>
+        </w:numPr>
+        <w:spacing w:after="0"/>
+      </w:pPr>
+      <w:r>
+        <w:t xml:space="preserve">Definire le informazioni essenziali per ciascun </w:t>
+      </w:r>
+      <w:proofErr w:type="spellStart"/>
+      <w:r>
+        <w:t>hackat</w:t>
+      </w:r>
+      <w:r>
+        <w:t>h</w:t>
+      </w:r>
+      <w:r>
+        <w:t>on</w:t>
+      </w:r>
+      <w:proofErr w:type="spellEnd"/>
+      <w:r>
+        <w:t xml:space="preserve"> (nome, regolamento, scadenza iscrizioni, date di inizio e fine, luogo, premio in denaro, dimensione massima dei team, …)</w:t>
+      </w:r>
+    </w:p>
+    <w:p>
+      <w:pPr>
+        <w:pStyle w:val="Paragrafoelenco"/>
+        <w:numPr>
+          <w:ilvl w:val="0"/>
+          <w:numId w:val="3"/>
+        </w:numPr>
+        <w:spacing w:after="0"/>
+      </w:pPr>
+      <w:r>
+        <w:t>Scegliere gli altri membri dello staff, ovvero un Giudice e uno o più Mentori</w:t>
+      </w:r>
+    </w:p>
+    <w:p>
+      <w:pPr>
+        <w:pStyle w:val="Paragrafoelenco"/>
+        <w:numPr>
+          <w:ilvl w:val="0"/>
+          <w:numId w:val="3"/>
+        </w:numPr>
+        <w:spacing w:after="0"/>
+      </w:pPr>
+      <w:r>
+        <w:t xml:space="preserve">Proclamare il team vincitore di un </w:t>
+      </w:r>
+      <w:proofErr w:type="spellStart"/>
+      <w:r>
+        <w:t>hackat</w:t>
+      </w:r>
+      <w:r>
+        <w:t>h</w:t>
+      </w:r>
+      <w:r>
+        <w:t>on</w:t>
+      </w:r>
+      <w:proofErr w:type="spellEnd"/>
+    </w:p>
+    <w:p>
+      <w:pPr>
+        <w:pStyle w:val="Paragrafoelenco"/>
+        <w:numPr>
+          <w:ilvl w:val="0"/>
+          <w:numId w:val="3"/>
+        </w:numPr>
+        <w:spacing w:after="0"/>
+      </w:pPr>
+      <w:r>
+        <w:t xml:space="preserve">Gestire lo staff </w:t>
+      </w:r>
+    </w:p>
+    <w:p>
+      <w:pPr>
+        <w:pStyle w:val="Paragrafoelenco"/>
+        <w:numPr>
+          <w:ilvl w:val="0"/>
+          <w:numId w:val="3"/>
+        </w:numPr>
+        <w:spacing w:after="0"/>
+      </w:pPr>
+      <w:r>
+        <w:t xml:space="preserve">Espellere team dagli </w:t>
+      </w:r>
+      <w:proofErr w:type="spellStart"/>
+      <w:r>
+        <w:t>hackathon</w:t>
+      </w:r>
+      <w:proofErr w:type="spellEnd"/>
+    </w:p>
+    <w:p>
+      <w:pPr>
+        <w:pStyle w:val="Paragrafoelenco"/>
+        <w:numPr>
+          <w:ilvl w:val="0"/>
+          <w:numId w:val="3"/>
+        </w:numPr>
+        <w:spacing w:after="0"/>
+      </w:pPr>
+      <w:r>
+        <w:t>Conferire il premio al team vincitore</w:t>
       </w:r>
     </w:p>
     <w:p>
@@ -180,9 +364,73 @@
         <w:ind w:left="708"/>
       </w:pPr>
       <w:r>
+        <w:rPr>
+          <w:u w:val="single"/>
+        </w:rPr>
+        <w:t>Giudice</w:t>
+      </w:r>
+      <w:r>
+        <w:t xml:space="preserve">. </w:t>
+      </w:r>
+      <w:r>
+        <w:t xml:space="preserve">Un membro dello staff che valuta le sottomissioni dei vari team partecipanti agli </w:t>
+      </w:r>
+      <w:proofErr w:type="spellStart"/>
+      <w:r>
+        <w:t>hackathon</w:t>
+      </w:r>
+      <w:proofErr w:type="spellEnd"/>
+      <w:r>
+        <w:t xml:space="preserve"> a cui è stato assegnato.</w:t>
+      </w:r>
+    </w:p>
+    <w:p>
+      <w:pPr>
+        <w:spacing w:after="0"/>
+        <w:ind w:left="708"/>
+      </w:pPr>
+      <w:r>
         <w:t>OBIETTIVI</w:t>
       </w:r>
       <w:r>
+        <w:t>: Valutare le sottomissioni inviate dai team con un voto e un breve giudizio.</w:t>
+      </w:r>
+    </w:p>
+    <w:p>
+      <w:pPr>
+        <w:spacing w:after="0"/>
+        <w:ind w:left="708"/>
+      </w:pPr>
+      <w:r>
+        <w:rPr>
+          <w:u w:val="single"/>
+        </w:rPr>
+        <w:t>Mentore</w:t>
+      </w:r>
+      <w:r>
+        <w:t xml:space="preserve">. </w:t>
+      </w:r>
+      <w:r>
+        <w:t xml:space="preserve">Un membro dello staff che funge da aiutante per i team partecipanti agli </w:t>
+      </w:r>
+      <w:proofErr w:type="spellStart"/>
+      <w:r>
+        <w:t>hackathon</w:t>
+      </w:r>
+      <w:proofErr w:type="spellEnd"/>
+      <w:r>
+        <w:t xml:space="preserve"> rispondendo alle richieste di supporto e proponendo call. Controlla che le varie squadre rispettino le regole e in caso di violazione può segnalare il team coinvolto all'organizzatore.</w:t>
+      </w:r>
+    </w:p>
+    <w:p>
+      <w:pPr>
+        <w:spacing w:after="0"/>
+        <w:ind w:left="708"/>
+      </w:pPr>
+      <w:r>
+        <w:t>OBIETTIVI</w:t>
+      </w:r>
+      <w:r>
         <w:t>:</w:t>
       </w:r>
     </w:p>
@@ -196,7 +444,11 @@
         <w:spacing w:after="0"/>
       </w:pPr>
       <w:r>
-        <w:t>Creare gli hackat</w:t>
+        <w:t>Fornire supporto ai team partecipanti all’</w:t>
+      </w:r>
+      <w:proofErr w:type="spellStart"/>
+      <w:r>
+        <w:t>hackat</w:t>
       </w:r>
       <w:r>
         <w:t>h</w:t>
@@ -204,6 +456,7 @@
       <w:r>
         <w:t>on</w:t>
       </w:r>
+      <w:proofErr w:type="spellEnd"/>
     </w:p>
     <w:p>
       <w:pPr>
@@ -215,7 +468,24 @@
         <w:spacing w:after="0"/>
       </w:pPr>
       <w:r>
-        <w:t>Definire le informazioni essenziali per ciascun hackat</w:t>
+        <w:t>Fissare delle call con i team, se necessario</w:t>
+      </w:r>
+    </w:p>
+    <w:p>
+      <w:pPr>
+        <w:pStyle w:val="Paragrafoelenco"/>
+        <w:numPr>
+          <w:ilvl w:val="0"/>
+          <w:numId w:val="3"/>
+        </w:numPr>
+        <w:spacing w:after="0"/>
+      </w:pPr>
+      <w:r>
+        <w:t>Segnalare eventuali violazioni del regolamento dell’</w:t>
+      </w:r>
+      <w:proofErr w:type="spellStart"/>
+      <w:r>
+        <w:t>hackat</w:t>
       </w:r>
       <w:r>
         <w:t>h</w:t>
@@ -223,170 +493,7 @@
       <w:r>
         <w:t>on</w:t>
       </w:r>
-      <w:r>
-        <w:t xml:space="preserve"> (nome, regolamento, scadenza iscrizioni, date di inizio e fine, luogo, premio in denaro, dimensione massima dei team, …)</w:t>
-      </w:r>
-    </w:p>
-    <w:p>
-      <w:pPr>
-        <w:pStyle w:val="Paragrafoelenco"/>
-        <w:numPr>
-          <w:ilvl w:val="0"/>
-          <w:numId w:val="3"/>
-        </w:numPr>
-        <w:spacing w:after="0"/>
-      </w:pPr>
-      <w:r>
-        <w:t>Scegliere gli altri membri dello staff, ovvero un Giudice e uno o più Mentori</w:t>
-      </w:r>
-    </w:p>
-    <w:p>
-      <w:pPr>
-        <w:pStyle w:val="Paragrafoelenco"/>
-        <w:numPr>
-          <w:ilvl w:val="0"/>
-          <w:numId w:val="3"/>
-        </w:numPr>
-        <w:spacing w:after="0"/>
-      </w:pPr>
-      <w:r>
-        <w:t>Proclamare il team vincitore di un hackat</w:t>
-      </w:r>
-      <w:r>
-        <w:t>h</w:t>
-      </w:r>
-      <w:r>
-        <w:t>on</w:t>
-      </w:r>
-    </w:p>
-    <w:p>
-      <w:pPr>
-        <w:spacing w:after="0"/>
-        <w:ind w:left="708"/>
-      </w:pPr>
-      <w:r>
-        <w:rPr>
-          <w:u w:val="single"/>
-        </w:rPr>
-        <w:t>Giudice</w:t>
-      </w:r>
-      <w:r>
-        <w:t>. Un Membro dello Staff</w:t>
-      </w:r>
-      <w:r>
-        <w:t xml:space="preserve"> che valuta le sottomissioni inviate dai team partecipanti a un hackaton</w:t>
-      </w:r>
-      <w:r>
-        <w:t>.</w:t>
-      </w:r>
-    </w:p>
-    <w:p>
-      <w:pPr>
-        <w:spacing w:after="0"/>
-        <w:ind w:left="708"/>
-      </w:pPr>
-      <w:r>
-        <w:t>OBIETTIVI</w:t>
-      </w:r>
-      <w:r>
-        <w:t>: Valutare le sottomissioni inviate dai team con un voto e un breve giudizio.</w:t>
-      </w:r>
-    </w:p>
-    <w:p>
-      <w:pPr>
-        <w:spacing w:after="0"/>
-        <w:ind w:left="708"/>
-      </w:pPr>
-      <w:r>
-        <w:rPr>
-          <w:u w:val="single"/>
-        </w:rPr>
-        <w:t>Mentore</w:t>
-      </w:r>
-      <w:r>
-        <w:t xml:space="preserve">. Un Membro dello Staff che funge da </w:t>
-      </w:r>
-      <w:r>
-        <w:t>aiutante imparziale dei team partecipanti a un hackat</w:t>
-      </w:r>
-      <w:r>
-        <w:t>h</w:t>
-      </w:r>
-      <w:r>
-        <w:t xml:space="preserve">on </w:t>
-      </w:r>
-      <w:r>
-        <w:t xml:space="preserve">e </w:t>
-      </w:r>
-      <w:r>
-        <w:t>che controlla che i team rispettino le regole</w:t>
-      </w:r>
-      <w:r>
-        <w:t>.</w:t>
-      </w:r>
-    </w:p>
-    <w:p>
-      <w:pPr>
-        <w:spacing w:after="0"/>
-        <w:ind w:left="708"/>
-      </w:pPr>
-      <w:r>
-        <w:t>OBIETTIVI</w:t>
-      </w:r>
-      <w:r>
-        <w:t>:</w:t>
-      </w:r>
-    </w:p>
-    <w:p>
-      <w:pPr>
-        <w:pStyle w:val="Paragrafoelenco"/>
-        <w:numPr>
-          <w:ilvl w:val="0"/>
-          <w:numId w:val="3"/>
-        </w:numPr>
-        <w:spacing w:after="0"/>
-      </w:pPr>
-      <w:r>
-        <w:t>Fornire supporto ai team partecipanti all’hackat</w:t>
-      </w:r>
-      <w:r>
-        <w:t>h</w:t>
-      </w:r>
-      <w:r>
-        <w:t>on</w:t>
-      </w:r>
-    </w:p>
-    <w:p>
-      <w:pPr>
-        <w:pStyle w:val="Paragrafoelenco"/>
-        <w:numPr>
-          <w:ilvl w:val="0"/>
-          <w:numId w:val="3"/>
-        </w:numPr>
-        <w:spacing w:after="0"/>
-      </w:pPr>
-      <w:r>
-        <w:t>Fissare delle call con i team, se necessario</w:t>
-      </w:r>
-    </w:p>
-    <w:p>
-      <w:pPr>
-        <w:pStyle w:val="Paragrafoelenco"/>
-        <w:numPr>
-          <w:ilvl w:val="0"/>
-          <w:numId w:val="3"/>
-        </w:numPr>
-        <w:spacing w:after="0"/>
-      </w:pPr>
-      <w:r>
-        <w:t>Segnalare eventuali violazioni del regolamento dell’hackat</w:t>
-      </w:r>
-      <w:r>
-        <w:t>h</w:t>
-      </w:r>
-      <w:r>
-        <w:t>on</w:t>
-      </w:r>
+      <w:proofErr w:type="spellEnd"/>
     </w:p>
     <w:p>
       <w:pPr>
@@ -422,10 +529,69 @@
         <w:t>Utente</w:t>
       </w:r>
       <w:r>
-        <w:t>. Una persona registrata che utilizza la piattaforma HackHub</w:t>
-      </w:r>
-      <w:r>
-        <w:t xml:space="preserve"> e che ha accesso a tutte le informazioni sui vari hackat</w:t>
+        <w:t xml:space="preserve">. </w:t>
+      </w:r>
+      <w:r>
+        <w:t xml:space="preserve">Una persona registrata e autenticata che può utilizzare la piattaforma per partecipare agli </w:t>
+      </w:r>
+      <w:proofErr w:type="spellStart"/>
+      <w:r>
+        <w:t>hackathon</w:t>
+      </w:r>
+      <w:proofErr w:type="spellEnd"/>
+      <w:r>
+        <w:t xml:space="preserve"> creando un team, diventandone il leader, o accettando un invito come membro.</w:t>
+      </w:r>
+    </w:p>
+    <w:p>
+      <w:pPr>
+        <w:spacing w:after="0"/>
+      </w:pPr>
+      <w:r>
+        <w:t>OBIETTIVI:</w:t>
+      </w:r>
+    </w:p>
+    <w:p>
+      <w:pPr>
+        <w:pStyle w:val="Paragrafoelenco"/>
+        <w:numPr>
+          <w:ilvl w:val="0"/>
+          <w:numId w:val="3"/>
+        </w:numPr>
+        <w:spacing w:after="0"/>
+      </w:pPr>
+      <w:r>
+        <w:t>Creare team</w:t>
+      </w:r>
+    </w:p>
+    <w:p>
+      <w:pPr>
+        <w:pStyle w:val="Paragrafoelenco"/>
+        <w:numPr>
+          <w:ilvl w:val="0"/>
+          <w:numId w:val="3"/>
+        </w:numPr>
+        <w:spacing w:after="0"/>
+      </w:pPr>
+      <w:r>
+        <w:t>Entrare a far parte di un team dietro invito</w:t>
+      </w:r>
+    </w:p>
+    <w:p>
+      <w:pPr>
+        <w:pStyle w:val="Paragrafoelenco"/>
+        <w:numPr>
+          <w:ilvl w:val="0"/>
+          <w:numId w:val="3"/>
+        </w:numPr>
+        <w:spacing w:after="0"/>
+      </w:pPr>
+      <w:r>
+        <w:t xml:space="preserve">Partecipare agli </w:t>
+      </w:r>
+      <w:proofErr w:type="spellStart"/>
+      <w:r>
+        <w:t>hackat</w:t>
       </w:r>
       <w:r>
         <w:t>h</w:t>
@@ -433,17 +599,7 @@
       <w:r>
         <w:t>on</w:t>
       </w:r>
-      <w:r>
-        <w:t>.</w:t>
-      </w:r>
-    </w:p>
-    <w:p>
-      <w:pPr>
-        <w:spacing w:after="0"/>
-      </w:pPr>
-      <w:r>
-        <w:t>OBIETTIVI:</w:t>
-      </w:r>
+      <w:proofErr w:type="spellEnd"/>
     </w:p>
     <w:p>
       <w:pPr>
@@ -455,8 +611,13 @@
         <w:spacing w:after="0"/>
       </w:pPr>
       <w:r>
-        <w:t>Entrare a far parte di un team dietro invito</w:t>
-      </w:r>
+        <w:t xml:space="preserve">Visualizzare le informazioni relative agli </w:t>
+      </w:r>
+      <w:proofErr w:type="spellStart"/>
+      <w:r>
+        <w:t>hackathon</w:t>
+      </w:r>
+      <w:proofErr w:type="spellEnd"/>
     </w:p>
     <w:p>
       <w:pPr>
@@ -468,13 +629,7 @@
         <w:spacing w:after="0"/>
       </w:pPr>
       <w:r>
-        <w:t>Partecipare agli hackat</w:t>
-      </w:r>
-      <w:r>
-        <w:t>h</w:t>
-      </w:r>
-      <w:r>
-        <w:t>on</w:t>
+        <w:t>Gestire il proprio account</w:t>
       </w:r>
     </w:p>
     <w:p>
@@ -499,24 +654,41 @@
           <w:b/>
           <w:bCs/>
         </w:rPr>
+        <w:lastRenderedPageBreak/>
         <w:t>Membro del Team</w:t>
       </w:r>
       <w:r>
-        <w:t>. Un Utente che fa’ parte di un team.</w:t>
-      </w:r>
-    </w:p>
-    <w:p>
-      <w:pPr>
-        <w:spacing w:after="0"/>
-      </w:pPr>
-      <w:r>
-        <w:t>OBIETTIVI: Vincere gli hackat</w:t>
+        <w:t xml:space="preserve">. Una persona che fa parte di una squadra, ossia un insieme di persone che cooperano per competere in uno o più </w:t>
+      </w:r>
+      <w:proofErr w:type="spellStart"/>
+      <w:r>
+        <w:t>hackathon</w:t>
+      </w:r>
+      <w:proofErr w:type="spellEnd"/>
+      <w:r>
+        <w:t>. Può inviare e modificare il progetto da consegnare. Può essere nominato leader del team dal suo predecessore.</w:t>
+      </w:r>
+    </w:p>
+    <w:p>
+      <w:pPr>
+        <w:spacing w:after="0"/>
+      </w:pPr>
+      <w:r>
+        <w:t xml:space="preserve">OBIETTIVI: Vincere gli </w:t>
+      </w:r>
+      <w:proofErr w:type="spellStart"/>
+      <w:r>
+        <w:t>hackat</w:t>
       </w:r>
       <w:r>
         <w:t>h</w:t>
       </w:r>
       <w:r>
-        <w:t>on.</w:t>
+        <w:t>on</w:t>
+      </w:r>
+      <w:proofErr w:type="spellEnd"/>
+      <w:r>
+        <w:t>.</w:t>
       </w:r>
     </w:p>
     <w:p>
@@ -550,13 +722,18 @@
         <w:t>Leader del Team</w:t>
       </w:r>
       <w:r>
-        <w:t>. Un Membro del Team che guida il team nella partecipazione agli hackat</w:t>
-      </w:r>
-      <w:r>
-        <w:t>h</w:t>
-      </w:r>
-      <w:r>
-        <w:t>on.</w:t>
+        <w:t xml:space="preserve">. </w:t>
+      </w:r>
+      <w:r>
+        <w:t xml:space="preserve">Un membro del team che ha creato la squadra e che può mandare inviti ad altri utenti per espanderla. Può iscrivere la propria squadra ad un </w:t>
+      </w:r>
+      <w:proofErr w:type="spellStart"/>
+      <w:r>
+        <w:t>hackathon</w:t>
+      </w:r>
+      <w:proofErr w:type="spellEnd"/>
+      <w:r>
+        <w:t xml:space="preserve"> e chiedere assistenza ai mentori durante la sfida. Se decide di uscire dal gruppo o eliminare il suo account, il suo ruolo viene automaticamente ereditato dal membro che fa parte del gruppo da più tempo. Può sciogliere il team ed eliminarlo dalla piattaforma. </w:t>
       </w:r>
     </w:p>
     <w:p>
@@ -583,7 +760,7 @@
         <w:spacing w:after="0"/>
       </w:pPr>
       <w:r>
-        <w:t>Invitare altri utenti nel proprio team</w:t>
+        <w:t>Trasferire il ruolo di Leader</w:t>
       </w:r>
     </w:p>
     <w:p>
@@ -599,14 +776,13 @@
         <w:spacing w:after="0"/>
       </w:pPr>
       <w:r>
-        <w:t>Inviare le sottomissioni richieste nell’hackat</w:t>
-      </w:r>
-      <w:r>
-        <w:t>h</w:t>
-      </w:r>
-      <w:r>
-        <w:t>on</w:t>
-      </w:r>
+        <w:t>Annullare l’iscrizione all’</w:t>
+      </w:r>
+      <w:proofErr w:type="spellStart"/>
+      <w:r>
+        <w:t>hackathon</w:t>
+      </w:r>
+      <w:proofErr w:type="spellEnd"/>
     </w:p>
     <w:p>
       <w:pPr>
@@ -621,8 +797,13 @@
         <w:spacing w:after="0"/>
       </w:pPr>
       <w:r>
-        <w:t>Chiedere assistenza, se necessario</w:t>
-      </w:r>
+        <w:t>Iscrivere team all’</w:t>
+      </w:r>
+      <w:proofErr w:type="spellStart"/>
+      <w:r>
+        <w:t>hackathon</w:t>
+      </w:r>
+      <w:proofErr w:type="spellEnd"/>
     </w:p>
     <w:p>
       <w:pPr>
@@ -637,14 +818,95 @@
         <w:spacing w:after="0"/>
       </w:pPr>
       <w:r>
-        <w:t>Vincere gli hackat</w:t>
-      </w:r>
-      <w:r>
-        <w:t>h</w:t>
-      </w:r>
-      <w:r>
-        <w:t>on</w:t>
-      </w:r>
+        <w:t xml:space="preserve">Gestire proposte di call inviate dal mentore tramite il calendario </w:t>
+      </w:r>
+    </w:p>
+    <w:p>
+      <w:pPr>
+        <w:pStyle w:val="Paragrafoelenco"/>
+        <w:numPr>
+          <w:ilvl w:val="0"/>
+          <w:numId w:val="3"/>
+        </w:numPr>
+        <w:tabs>
+          <w:tab w:val="left" w:pos="8400"/>
+        </w:tabs>
+        <w:spacing w:after="0"/>
+      </w:pPr>
+      <w:r>
+        <w:t xml:space="preserve">Invitare altri utenti al proprio team </w:t>
+      </w:r>
+    </w:p>
+    <w:p>
+      <w:pPr>
+        <w:pStyle w:val="Paragrafoelenco"/>
+        <w:numPr>
+          <w:ilvl w:val="0"/>
+          <w:numId w:val="3"/>
+        </w:numPr>
+        <w:tabs>
+          <w:tab w:val="left" w:pos="8400"/>
+        </w:tabs>
+        <w:spacing w:after="0"/>
+      </w:pPr>
+      <w:r>
+        <w:t>Chiedere assistenza</w:t>
+      </w:r>
+      <w:bookmarkStart w:id="0" w:name="_GoBack"/>
+      <w:bookmarkEnd w:id="0"/>
+    </w:p>
+    <w:p>
+      <w:pPr>
+        <w:pStyle w:val="Paragrafoelenco"/>
+        <w:numPr>
+          <w:ilvl w:val="0"/>
+          <w:numId w:val="3"/>
+        </w:numPr>
+        <w:tabs>
+          <w:tab w:val="left" w:pos="8400"/>
+        </w:tabs>
+        <w:spacing w:after="0"/>
+      </w:pPr>
+      <w:r>
+        <w:t>Sciogliere il team</w:t>
+      </w:r>
+    </w:p>
+    <w:p>
+      <w:pPr>
+        <w:pStyle w:val="Paragrafoelenco"/>
+        <w:numPr>
+          <w:ilvl w:val="0"/>
+          <w:numId w:val="3"/>
+        </w:numPr>
+        <w:tabs>
+          <w:tab w:val="left" w:pos="8400"/>
+        </w:tabs>
+        <w:spacing w:after="0"/>
+      </w:pPr>
+      <w:r>
+        <w:t>Gestire team</w:t>
+      </w:r>
+    </w:p>
+    <w:p>
+      <w:pPr>
+        <w:pStyle w:val="Paragrafoelenco"/>
+        <w:numPr>
+          <w:ilvl w:val="0"/>
+          <w:numId w:val="3"/>
+        </w:numPr>
+        <w:tabs>
+          <w:tab w:val="left" w:pos="8400"/>
+        </w:tabs>
+        <w:spacing w:after="0"/>
+      </w:pPr>
+      <w:r>
+        <w:t xml:space="preserve">Vincere gli </w:t>
+      </w:r>
+      <w:proofErr w:type="spellStart"/>
+      <w:r>
+        <w:t>hackathon</w:t>
+      </w:r>
+      <w:proofErr w:type="spellEnd"/>
     </w:p>
     <w:p>
       <w:pPr>
@@ -669,32 +931,68 @@
           <w:b/>
           <w:bCs/>
         </w:rPr>
-        <w:lastRenderedPageBreak/>
         <w:t>Visitatore</w:t>
       </w:r>
       <w:r>
         <w:t xml:space="preserve">. </w:t>
       </w:r>
       <w:r>
-        <w:t>Una persona non registrata nelle piattaforme che visualizza le informazioni di pubblico dominio sugli hackat</w:t>
+        <w:t xml:space="preserve">Una persona non registrata alla piattaforma che visualizza le informazioni di pubblico dominio sui vari </w:t>
+      </w:r>
+      <w:proofErr w:type="spellStart"/>
+      <w:r>
+        <w:t>hackathon</w:t>
+      </w:r>
+      <w:proofErr w:type="spellEnd"/>
+      <w:r>
+        <w:t xml:space="preserve"> non conclusi. Può registrarsi per diventare un utente e partecipare agli </w:t>
+      </w:r>
+      <w:proofErr w:type="spellStart"/>
+      <w:r>
+        <w:t>hackathon</w:t>
+      </w:r>
+      <w:proofErr w:type="spellEnd"/>
+      <w:r>
+        <w:t>.</w:t>
+      </w:r>
+    </w:p>
+    <w:p>
+      <w:pPr>
+        <w:tabs>
+          <w:tab w:val="left" w:pos="8400"/>
+        </w:tabs>
+        <w:spacing w:after="0"/>
+      </w:pPr>
+      <w:r>
+        <w:t>OBIETTIVI:</w:t>
+      </w:r>
+    </w:p>
+    <w:p>
+      <w:pPr>
+        <w:pStyle w:val="Paragrafoelenco"/>
+        <w:numPr>
+          <w:ilvl w:val="0"/>
+          <w:numId w:val="3"/>
+        </w:numPr>
+        <w:tabs>
+          <w:tab w:val="left" w:pos="8400"/>
+        </w:tabs>
+        <w:spacing w:after="0"/>
+      </w:pPr>
+      <w:r>
+        <w:t xml:space="preserve">Informarsi sui vari </w:t>
+      </w:r>
+      <w:proofErr w:type="spellStart"/>
+      <w:r>
+        <w:t>hackat</w:t>
       </w:r>
       <w:r>
         <w:t>h</w:t>
       </w:r>
       <w:r>
-        <w:t>on.</w:t>
-      </w:r>
-    </w:p>
-    <w:p>
-      <w:pPr>
-        <w:tabs>
-          <w:tab w:val="left" w:pos="8400"/>
-        </w:tabs>
-        <w:spacing w:after="0"/>
-      </w:pPr>
-      <w:r>
-        <w:t>OBIETTIVI:</w:t>
-      </w:r>
+        <w:t>on</w:t>
+      </w:r>
+      <w:proofErr w:type="spellEnd"/>
     </w:p>
     <w:p>
       <w:pPr>
@@ -709,7 +1007,11 @@
         <w:spacing w:after="0"/>
       </w:pPr>
       <w:r>
-        <w:t>Informarsi sui vari hackat</w:t>
+        <w:t xml:space="preserve">Registrarsi e provare a partecipare agli </w:t>
+      </w:r>
+      <w:proofErr w:type="spellStart"/>
+      <w:r>
+        <w:t>hackat</w:t>
       </w:r>
       <w:r>
         <w:t>h</w:t>
@@ -717,27 +1019,9 @@
       <w:r>
         <w:t>on</w:t>
       </w:r>
-    </w:p>
-    <w:p>
-      <w:pPr>
-        <w:pStyle w:val="Paragrafoelenco"/>
-        <w:numPr>
-          <w:ilvl w:val="0"/>
-          <w:numId w:val="3"/>
-        </w:numPr>
-        <w:tabs>
-          <w:tab w:val="left" w:pos="8400"/>
-        </w:tabs>
-        <w:spacing w:after="0"/>
-      </w:pPr>
-      <w:r>
-        <w:t>Registrarsi e provare a partecipare agli hackat</w:t>
-      </w:r>
-      <w:r>
-        <w:t>h</w:t>
-      </w:r>
-      <w:r>
-        <w:t>on, eventualmente</w:t>
+      <w:proofErr w:type="spellEnd"/>
+      <w:r>
+        <w:t>, eventualmente</w:t>
       </w:r>
     </w:p>
     <w:p>
@@ -800,13 +1084,21 @@
         <w:t>Sistema di Pagamento</w:t>
       </w:r>
       <w:r>
-        <w:t>. Un’entità esterna al sistema che consente il conferimento del premio in denaro al team vincitore di un hackat</w:t>
+        <w:t xml:space="preserve">. Un’entità esterna al sistema che consente il conferimento del premio in denaro al team vincitore di un </w:t>
+      </w:r>
+      <w:proofErr w:type="spellStart"/>
+      <w:r>
+        <w:t>hackat</w:t>
       </w:r>
       <w:r>
         <w:t>h</w:t>
       </w:r>
       <w:r>
-        <w:t>on.</w:t>
+        <w:t>on</w:t>
+      </w:r>
+      <w:proofErr w:type="spellEnd"/>
+      <w:r>
+        <w:t>.</w:t>
       </w:r>
     </w:p>
     <w:p>
@@ -867,8 +1159,18 @@
           <w:bCs/>
           <w:highlight w:val="yellow"/>
         </w:rPr>
-        <w:t>Super Admin</w:t>
-      </w:r>
+        <w:t xml:space="preserve">Super </w:t>
+      </w:r>
+      <w:proofErr w:type="spellStart"/>
+      <w:r>
+        <w:rPr>
+          <w:b/>
+          <w:bCs/>
+          <w:highlight w:val="yellow"/>
+        </w:rPr>
+        <w:t>Admin</w:t>
+      </w:r>
+      <w:proofErr w:type="spellEnd"/>
       <w:r>
         <w:rPr>
           <w:highlight w:val="yellow"/>
@@ -1073,7 +1375,15 @@
         <w:spacing w:after="0"/>
       </w:pPr>
       <w:r>
-        <w:t>Qui vengono indicati tutti i requisiti per un Membro dello Staff di un hackathon.</w:t>
+        <w:t xml:space="preserve">Qui vengono indicati tutti i requisiti per un Membro dello Staff di un </w:t>
+      </w:r>
+      <w:proofErr w:type="spellStart"/>
+      <w:r>
+        <w:t>hackathon</w:t>
+      </w:r>
+      <w:proofErr w:type="spellEnd"/>
+      <w:r>
+        <w:t>.</w:t>
       </w:r>
     </w:p>
     <w:p>
@@ -1097,7 +1407,15 @@
         <w:spacing w:after="0"/>
       </w:pPr>
       <w:r>
-        <w:t>Il sistema deve permettere all’attore di visualizzare tutti gli hackathon nel quale collabora come staff, e tutte le sue informazioni, sia pubbliche sia private</w:t>
+        <w:t xml:space="preserve">Il sistema deve permettere all’attore di visualizzare tutti gli </w:t>
+      </w:r>
+      <w:proofErr w:type="spellStart"/>
+      <w:r>
+        <w:t>hackathon</w:t>
+      </w:r>
+      <w:proofErr w:type="spellEnd"/>
+      <w:r>
+        <w:t xml:space="preserve"> nel quale collabora come staff, e tutte le sue informazioni, sia pubbliche sia private</w:t>
       </w:r>
     </w:p>
     <w:p>
@@ -1113,7 +1431,15 @@
         <w:spacing w:after="0"/>
       </w:pPr>
       <w:r>
-        <w:t>Il sistema deve permettere al membro dello staff la visualizzazione di tutte le sottomissioni dei team partecipanti a un hackathon a cui è stato assegnato</w:t>
+        <w:t xml:space="preserve">Il sistema deve permettere al membro dello staff la visualizzazione di tutte le sottomissioni dei team partecipanti a un </w:t>
+      </w:r>
+      <w:proofErr w:type="spellStart"/>
+      <w:r>
+        <w:t>hackathon</w:t>
+      </w:r>
+      <w:proofErr w:type="spellEnd"/>
+      <w:r>
+        <w:t xml:space="preserve"> a cui è stato assegnato</w:t>
       </w:r>
     </w:p>
     <w:p>
@@ -1180,7 +1506,15 @@
         <w:spacing w:after="0"/>
       </w:pPr>
       <w:r>
-        <w:t>Qui vengono illustrati tutti i requisiti che interessano un Organizzatore di un hackathon.</w:t>
+        <w:t xml:space="preserve">Qui vengono illustrati tutti i requisiti che interessano un Organizzatore di un </w:t>
+      </w:r>
+      <w:proofErr w:type="spellStart"/>
+      <w:r>
+        <w:t>hackathon</w:t>
+      </w:r>
+      <w:proofErr w:type="spellEnd"/>
+      <w:r>
+        <w:t>.</w:t>
       </w:r>
     </w:p>
     <w:p>
@@ -1204,7 +1538,15 @@
         <w:spacing w:after="0"/>
       </w:pPr>
       <w:r>
-        <w:t>Il sistema deve permettere la creazione di un hackathon, richiedendo tutte le informazioni necessarie (nome, regolamento, scadenza iscrizioni, date di inizio e fine, luogo, premio in denaro, dimensione massima dei team, …)</w:t>
+        <w:t xml:space="preserve">Il sistema deve permettere la creazione di un </w:t>
+      </w:r>
+      <w:proofErr w:type="spellStart"/>
+      <w:r>
+        <w:t>hackathon</w:t>
+      </w:r>
+      <w:proofErr w:type="spellEnd"/>
+      <w:r>
+        <w:t>, richiedendo tutte le informazioni necessarie (nome, regolamento, scadenza iscrizioni, date di inizio e fine, luogo, premio in denaro, dimensione massima dei team, …)</w:t>
       </w:r>
     </w:p>
     <w:p>
@@ -1220,8 +1562,15 @@
         <w:spacing w:after="0"/>
       </w:pPr>
       <w:r>
-        <w:lastRenderedPageBreak/>
-        <w:t>Il sistema deve permettere all’Organizzatore di scegliere il Giudice e uno o più Mentori che collaborino con lui nell’hackathon nel momento in cui quest’ultimo viene creato</w:t>
+        <w:t>Il sistema deve permettere all’Organizzatore di scegliere il Giudice e uno o più Mentori che collaborino con lui nell’</w:t>
+      </w:r>
+      <w:proofErr w:type="spellStart"/>
+      <w:r>
+        <w:t>hackathon</w:t>
+      </w:r>
+      <w:proofErr w:type="spellEnd"/>
+      <w:r>
+        <w:t xml:space="preserve"> nel momento in cui quest’ultimo viene creato</w:t>
       </w:r>
     </w:p>
     <w:p>
@@ -1237,8 +1586,21 @@
         <w:spacing w:after="0"/>
       </w:pPr>
       <w:r>
-        <w:t>Il sistema deve permettere all’Organizzatore di modificare la lista dei Membri dello Staff che collaborano con lui nell’hackathon considerato, anche durante il periodo di svolgimento dell’hackathon</w:t>
-      </w:r>
+        <w:t>Il sistema deve permettere all’Organizzatore di modificare la lista dei Membri dello Staff che collaborano con lui nell’</w:t>
+      </w:r>
+      <w:proofErr w:type="spellStart"/>
+      <w:r>
+        <w:t>hackathon</w:t>
+      </w:r>
+      <w:proofErr w:type="spellEnd"/>
+      <w:r>
+        <w:t xml:space="preserve"> considerato, anche durante il periodo di svolgimento dell’</w:t>
+      </w:r>
+      <w:proofErr w:type="spellStart"/>
+      <w:r>
+        <w:t>hackathon</w:t>
+      </w:r>
+      <w:proofErr w:type="spellEnd"/>
     </w:p>
     <w:p>
       <w:pPr>
@@ -1253,14 +1615,30 @@
         <w:spacing w:after="0"/>
       </w:pPr>
       <w:r>
-        <w:t xml:space="preserve">Il sistema deve permettergli di proclamare il team vincitore dell’hackaton, </w:t>
+        <w:t>Il sistema deve permettergli di proclamare il team vincitore dell’</w:t>
+      </w:r>
+      <w:proofErr w:type="spellStart"/>
+      <w:r>
+        <w:t>hackathon</w:t>
+      </w:r>
+      <w:proofErr w:type="spellEnd"/>
+      <w:r>
+        <w:t xml:space="preserve">, </w:t>
       </w:r>
       <w:r>
         <w:rPr>
           <w:highlight w:val="green"/>
         </w:rPr>
-        <w:t>in base alle valutazioni espresse dal Giudice dell’hackathon</w:t>
-      </w:r>
+        <w:t>in base alle valutazioni espresse dal Giudice dell’</w:t>
+      </w:r>
+      <w:proofErr w:type="spellStart"/>
+      <w:r>
+        <w:rPr>
+          <w:highlight w:val="green"/>
+        </w:rPr>
+        <w:t>hackathon</w:t>
+      </w:r>
+      <w:proofErr w:type="spellEnd"/>
     </w:p>
     <w:p>
       <w:pPr>
@@ -1275,7 +1653,15 @@
         <w:spacing w:after="0"/>
       </w:pPr>
       <w:r>
-        <w:t>Il sistema deve permettergli di conferire il premio dell’hackathon al team vincitore tramite il Sistema di Pagamento</w:t>
+        <w:t>Il sistema deve permettergli di conferire il premio dell’</w:t>
+      </w:r>
+      <w:proofErr w:type="spellStart"/>
+      <w:r>
+        <w:t>hackathon</w:t>
+      </w:r>
+      <w:proofErr w:type="spellEnd"/>
+      <w:r>
+        <w:t xml:space="preserve"> al team vincitore tramite il Sistema di Pagamento</w:t>
       </w:r>
     </w:p>
     <w:p>
@@ -1348,7 +1734,15 @@
         <w:spacing w:after="0"/>
       </w:pPr>
       <w:r>
-        <w:t>Qui sono indicati tutti i requisiti di interesse del Giudice di un hackathon.</w:t>
+        <w:t xml:space="preserve">Qui sono indicati tutti i requisiti di interesse del Giudice di un </w:t>
+      </w:r>
+      <w:proofErr w:type="spellStart"/>
+      <w:r>
+        <w:t>hackathon</w:t>
+      </w:r>
+      <w:proofErr w:type="spellEnd"/>
+      <w:r>
+        <w:t>.</w:t>
       </w:r>
     </w:p>
     <w:p>
@@ -1372,7 +1766,15 @@
         <w:spacing w:after="0"/>
       </w:pPr>
       <w:r>
-        <w:t>Il sistema deve permettere al Giudice di esaminare il lavoro dei vari team partecipanti all’hackathon, e assegnare una valutazione</w:t>
+        <w:t>Il sistema deve permettere al Giudice di esaminare il lavoro dei vari team partecipanti all’</w:t>
+      </w:r>
+      <w:proofErr w:type="spellStart"/>
+      <w:r>
+        <w:t>hackathon</w:t>
+      </w:r>
+      <w:proofErr w:type="spellEnd"/>
+      <w:r>
+        <w:t>, e assegnare una valutazione</w:t>
       </w:r>
     </w:p>
     <w:p>
@@ -1426,7 +1828,15 @@
         <w:t xml:space="preserve">Qui sono illustrati i requisiti </w:t>
       </w:r>
       <w:r>
-        <w:t>relativi ai Mentori di un hackathon.</w:t>
+        <w:t xml:space="preserve">relativi ai Mentori di un </w:t>
+      </w:r>
+      <w:proofErr w:type="spellStart"/>
+      <w:r>
+        <w:t>hackathon</w:t>
+      </w:r>
+      <w:proofErr w:type="spellEnd"/>
+      <w:r>
+        <w:t>.</w:t>
       </w:r>
     </w:p>
     <w:p>
@@ -1450,8 +1860,13 @@
         <w:spacing w:after="0"/>
       </w:pPr>
       <w:r>
-        <w:t>Il sistema deve permettergli di segnalare all’Organizzatore eventuali violazioni del regolamento da parte dei team partecipanti all’hackathon</w:t>
-      </w:r>
+        <w:t>Il sistema deve permettergli di segnalare all’Organizzatore eventuali violazioni del regolamento da parte dei team partecipanti all’</w:t>
+      </w:r>
+      <w:proofErr w:type="spellStart"/>
+      <w:r>
+        <w:t>hackathon</w:t>
+      </w:r>
+      <w:proofErr w:type="spellEnd"/>
     </w:p>
     <w:p>
       <w:pPr>
@@ -1547,8 +1962,13 @@
         <w:t>Qui vengono illustrati tutti i requisiti di interesse di un utente generico</w:t>
       </w:r>
       <w:r>
-        <w:t xml:space="preserve"> che può partecipare a un hackathon</w:t>
-      </w:r>
+        <w:t xml:space="preserve"> che può partecipare a un </w:t>
+      </w:r>
+      <w:proofErr w:type="spellStart"/>
+      <w:r>
+        <w:t>hackathon</w:t>
+      </w:r>
+      <w:proofErr w:type="spellEnd"/>
       <w:r>
         <w:t>.</w:t>
       </w:r>
@@ -1637,8 +2057,16 @@
         <w:rPr>
           <w:highlight w:val="yellow"/>
         </w:rPr>
-        <w:t>Il sistema deve dargli la possibilità di richiedere di entrare a far parte della community dello staff di HackHub</w:t>
-      </w:r>
+        <w:t xml:space="preserve">Il sistema deve dargli la possibilità di richiedere di entrare a far parte della community dello staff di </w:t>
+      </w:r>
+      <w:proofErr w:type="spellStart"/>
+      <w:r>
+        <w:rPr>
+          <w:highlight w:val="yellow"/>
+        </w:rPr>
+        <w:t>HackHub</w:t>
+      </w:r>
+      <w:proofErr w:type="spellEnd"/>
     </w:p>
     <w:p>
       <w:pPr>
@@ -1653,8 +2081,13 @@
         <w:spacing w:after="0"/>
       </w:pPr>
       <w:r>
-        <w:t>Il sistema deve consentirgli di visualizzare le info pubbliche sui vari hackathon</w:t>
-      </w:r>
+        <w:t xml:space="preserve">Il sistema deve consentirgli di visualizzare le info pubbliche sui vari </w:t>
+      </w:r>
+      <w:proofErr w:type="spellStart"/>
+      <w:r>
+        <w:t>hackathon</w:t>
+      </w:r>
+      <w:proofErr w:type="spellEnd"/>
     </w:p>
     <w:p>
       <w:pPr>
@@ -1696,7 +2129,6 @@
           <w:b/>
           <w:bCs/>
         </w:rPr>
-        <w:lastRenderedPageBreak/>
         <w:t>MEMBRO DEL TEAM</w:t>
       </w:r>
     </w:p>
@@ -1732,7 +2164,15 @@
         <w:spacing w:after="0"/>
       </w:pPr>
       <w:r>
-        <w:t>Il sistema deve permettergli di inviare la sottomissione richiesta per l’hackathon e anche di ritirare momentaneamente la sottomissione per apportarvi delle modifiche, purché sia entro la scadenza per la consegna</w:t>
+        <w:t>Il sistema deve permettergli di inviare la sottomissione richiesta per l’</w:t>
+      </w:r>
+      <w:proofErr w:type="spellStart"/>
+      <w:r>
+        <w:t>hackathon</w:t>
+      </w:r>
+      <w:proofErr w:type="spellEnd"/>
+      <w:r>
+        <w:t xml:space="preserve"> e anche di ritirare momentaneamente la sottomissione per apportarvi delle modifiche, purché sia entro la scadenza per la consegna</w:t>
       </w:r>
     </w:p>
     <w:p>
@@ -1780,8 +2220,13 @@
         <w:spacing w:after="0"/>
       </w:pPr>
       <w:r>
-        <w:t>Il sistema deve permettergli di visualizzare le informazioni pubbliche sui vari hackathon</w:t>
-      </w:r>
+        <w:t xml:space="preserve">Il sistema deve permettergli di visualizzare le informazioni pubbliche sui vari </w:t>
+      </w:r>
+      <w:proofErr w:type="spellStart"/>
+      <w:r>
+        <w:t>hackathon</w:t>
+      </w:r>
+      <w:proofErr w:type="spellEnd"/>
     </w:p>
     <w:p>
       <w:pPr>
@@ -1866,11 +2311,21 @@
         <w:spacing w:after="0"/>
       </w:pPr>
       <w:r>
-        <w:t>Il sistema deve permettergli di iscrivere il proprio team a un hackathon</w:t>
-      </w:r>
-      <w:r>
-        <w:t>, oppure cancellare l’iscrizione del proprio team a un hackathon</w:t>
-      </w:r>
+        <w:t xml:space="preserve">Il sistema deve permettergli di iscrivere il proprio team a un </w:t>
+      </w:r>
+      <w:proofErr w:type="spellStart"/>
+      <w:r>
+        <w:t>hackathon</w:t>
+      </w:r>
+      <w:proofErr w:type="spellEnd"/>
+      <w:r>
+        <w:t xml:space="preserve">, oppure cancellare l’iscrizione del proprio team a un </w:t>
+      </w:r>
+      <w:proofErr w:type="spellStart"/>
+      <w:r>
+        <w:t>hackathon</w:t>
+      </w:r>
+      <w:proofErr w:type="spellEnd"/>
     </w:p>
     <w:p>
       <w:pPr>
@@ -2017,7 +2472,15 @@
         <w:spacing w:after="0"/>
       </w:pPr>
       <w:r>
-        <w:t>Qui sono indicati i requisiti relativi a un Visitatore della piattaforma HackHub.</w:t>
+        <w:t xml:space="preserve">Qui sono indicati i requisiti relativi a un Visitatore della piattaforma </w:t>
+      </w:r>
+      <w:proofErr w:type="spellStart"/>
+      <w:r>
+        <w:t>HackHub</w:t>
+      </w:r>
+      <w:proofErr w:type="spellEnd"/>
+      <w:r>
+        <w:t>.</w:t>
       </w:r>
     </w:p>
     <w:p>
@@ -2085,8 +2548,14 @@
         <w:spacing w:after="0"/>
       </w:pPr>
       <w:r>
-        <w:t>Il sistema deve permettergli di visualizzare le info pubbliche relative ai vari hackathon</w:t>
-      </w:r>
+        <w:lastRenderedPageBreak/>
+        <w:t xml:space="preserve">Il sistema deve permettergli di visualizzare le info pubbliche relative ai vari </w:t>
+      </w:r>
+      <w:proofErr w:type="spellStart"/>
+      <w:r>
+        <w:t>hackathon</w:t>
+      </w:r>
+      <w:proofErr w:type="spellEnd"/>
     </w:p>
     <w:p>
       <w:pPr>
@@ -2214,7 +2683,6 @@
           <w:b/>
           <w:bCs/>
         </w:rPr>
-        <w:lastRenderedPageBreak/>
         <w:t>SISTEMA DI PAGAMENTO</w:t>
       </w:r>
     </w:p>
@@ -2297,14 +2765,12 @@
         <w:rPr>
           <w:b/>
           <w:bCs/>
-          <w:lang w:val="en-US"/>
         </w:rPr>
       </w:pPr>
       <w:r>
         <w:rPr>
           <w:b/>
           <w:bCs/>
-          <w:lang w:val="en-US"/>
         </w:rPr>
         <w:t>TEMPO</w:t>
       </w:r>
@@ -2441,8 +2907,8 @@
 </file>
 
 <file path=word/numbering.xml><?xml version="1.0" encoding="utf-8"?>
-<w:numbering xmlns:wpc="http://schemas.microsoft.com/office/word/2010/wordprocessingCanvas" xmlns:cx="http://schemas.microsoft.com/office/drawing/2014/chartex" xmlns:cx1="http://schemas.microsoft.com/office/drawing/2015/9/8/chartex" xmlns:cx2="http://schemas.microsoft.com/office/drawing/2015/10/21/chartex" xmlns:cx3="http://schemas.microsoft.com/office/drawing/2016/5/9/chartex" xmlns:cx4="http://schemas.microsoft.com/office/drawing/2016/5/10/chartex" xmlns:cx5="http://schemas.microsoft.com/office/drawing/2016/5/11/chartex" xmlns:cx6="http://schemas.microsoft.com/office/drawing/2016/5/12/chartex" xmlns:cx7="http://schemas.microsoft.com/office/drawing/2016/5/13/chartex" xmlns:cx8="http://schemas.microsoft.com/office/drawing/2016/5/14/chartex" xmlns:mc="http://schemas.openxmlformats.org/markup-compatibility/2006" xmlns:aink="http://schemas.microsoft.com/office/drawing/2016/ink" xmlns:am3d="http://schemas.microsoft.com/office/drawing/2017/model3d" xmlns:o="urn:schemas-microsoft-com:office:office" xmlns:oel="http://schemas.microsoft.com/office/2019/extlst" xmlns:r="http://schemas.openxmlformats.org/officeDocument/2006/relationships" xmlns:m="http://schemas.openxmlformats.org/officeDocument/2006/math" xmlns:v="urn:schemas-microsoft-com:vml" xmlns:wp14="http://schemas.microsoft.com/office/word/2010/wordprocessingDrawing" xmlns:wp="http://schemas.openxmlformats.org/drawingml/2006/wordprocessingDrawing" xmlns:w10="urn:schemas-microsoft-com:office:word" xmlns:w="http://schemas.openxmlformats.org/wordprocessingml/2006/main" xmlns:w14="http://schemas.microsoft.com/office/word/2010/wordml" xmlns:w15="http://schemas.microsoft.com/office/word/2012/wordml" xmlns:w16cex="http://schemas.microsoft.com/office/word/2018/wordml/cex" xmlns:w16cid="http://schemas.microsoft.com/office/word/2016/wordml/cid" xmlns:w16="http://schemas.microsoft.com/office/word/2018/wordml" xmlns:w16du="http://schemas.microsoft.com/office/word/2023/wordml/word16du" xmlns:w16sdtdh="http://schemas.microsoft.com/office/word/2020/wordml/sdtdatahash" xmlns:w16sdtfl="http://schemas.microsoft.com/office/word/2024/wordml/sdtformatlock" xmlns:w16se="http://schemas.microsoft.com/office/word/2015/wordml/symex" xmlns:wpg="http://schemas.microsoft.com/office/word/2010/wordprocessingGroup" xmlns:wpi="http://schemas.microsoft.com/office/word/2010/wordprocessingInk" xmlns:wne="http://schemas.microsoft.com/office/word/2006/wordml" xmlns:wps="http://schemas.microsoft.com/office/word/2010/wordprocessingShape" mc:Ignorable="w14 w15 w16se w16cid w16 w16cex w16sdtdh w16sdtfl w16du wp14">
-  <w:abstractNum w:abstractNumId="0" w15:restartNumberingAfterBreak="0">
+<w:numbering xmlns:wpc="http://schemas.microsoft.com/office/word/2010/wordprocessingCanvas" xmlns:mc="http://schemas.openxmlformats.org/markup-compatibility/2006" xmlns:o="urn:schemas-microsoft-com:office:office" xmlns:r="http://schemas.openxmlformats.org/officeDocument/2006/relationships" xmlns:m="http://schemas.openxmlformats.org/officeDocument/2006/math" xmlns:v="urn:schemas-microsoft-com:vml" xmlns:wp14="http://schemas.microsoft.com/office/word/2010/wordprocessingDrawing" xmlns:wp="http://schemas.openxmlformats.org/drawingml/2006/wordprocessingDrawing" xmlns:w10="urn:schemas-microsoft-com:office:word" xmlns:w="http://schemas.openxmlformats.org/wordprocessingml/2006/main" xmlns:w14="http://schemas.microsoft.com/office/word/2010/wordml" xmlns:w15="http://schemas.microsoft.com/office/word/2012/wordml" xmlns:wpg="http://schemas.microsoft.com/office/word/2010/wordprocessingGroup" xmlns:wpi="http://schemas.microsoft.com/office/word/2010/wordprocessingInk" xmlns:wne="http://schemas.microsoft.com/office/word/2006/wordml" xmlns:wps="http://schemas.microsoft.com/office/word/2010/wordprocessingShape" mc:Ignorable="w14 w15 wp14">
+  <w:abstractNum w:abstractNumId="0">
     <w:nsid w:val="36C25C86"/>
     <w:multiLevelType w:val="hybridMultilevel"/>
     <w:tmpl w:val="F4202B80"/>
@@ -2554,7 +3020,7 @@
       </w:rPr>
     </w:lvl>
   </w:abstractNum>
-  <w:abstractNum w:abstractNumId="1" w15:restartNumberingAfterBreak="0">
+  <w:abstractNum w:abstractNumId="1">
     <w:nsid w:val="3E586FB7"/>
     <w:multiLevelType w:val="hybridMultilevel"/>
     <w:tmpl w:val="071C2D34"/>
@@ -2666,7 +3132,7 @@
       </w:rPr>
     </w:lvl>
   </w:abstractNum>
-  <w:abstractNum w:abstractNumId="2" w15:restartNumberingAfterBreak="0">
+  <w:abstractNum w:abstractNumId="2">
     <w:nsid w:val="41465D0D"/>
     <w:multiLevelType w:val="hybridMultilevel"/>
     <w:tmpl w:val="125A8712"/>
@@ -2778,7 +3244,7 @@
       </w:rPr>
     </w:lvl>
   </w:abstractNum>
-  <w:abstractNum w:abstractNumId="3" w15:restartNumberingAfterBreak="0">
+  <w:abstractNum w:abstractNumId="3">
     <w:nsid w:val="51BA0C5B"/>
     <w:multiLevelType w:val="hybridMultilevel"/>
     <w:tmpl w:val="441E9A08"/>
@@ -2890,7 +3356,7 @@
       </w:rPr>
     </w:lvl>
   </w:abstractNum>
-  <w:abstractNum w:abstractNumId="4" w15:restartNumberingAfterBreak="0">
+  <w:abstractNum w:abstractNumId="4">
     <w:nsid w:val="558E7C43"/>
     <w:multiLevelType w:val="hybridMultilevel"/>
     <w:tmpl w:val="08B6AB16"/>
@@ -3003,7 +3469,7 @@
       </w:rPr>
     </w:lvl>
   </w:abstractNum>
-  <w:abstractNum w:abstractNumId="5" w15:restartNumberingAfterBreak="0">
+  <w:abstractNum w:abstractNumId="5">
     <w:nsid w:val="605A18B8"/>
     <w:multiLevelType w:val="hybridMultilevel"/>
     <w:tmpl w:val="B154860C"/>
@@ -3115,7 +3581,7 @@
       </w:rPr>
     </w:lvl>
   </w:abstractNum>
-  <w:abstractNum w:abstractNumId="6" w15:restartNumberingAfterBreak="0">
+  <w:abstractNum w:abstractNumId="6">
     <w:nsid w:val="7FE960D4"/>
     <w:multiLevelType w:val="hybridMultilevel"/>
     <w:tmpl w:val="5F329016"/>
@@ -3204,32 +3670,32 @@
       </w:pPr>
     </w:lvl>
   </w:abstractNum>
-  <w:num w:numId="1" w16cid:durableId="1490289704">
+  <w:num w:numId="1">
     <w:abstractNumId w:val="1"/>
   </w:num>
-  <w:num w:numId="2" w16cid:durableId="1217206147">
+  <w:num w:numId="2">
     <w:abstractNumId w:val="6"/>
   </w:num>
-  <w:num w:numId="3" w16cid:durableId="992177155">
+  <w:num w:numId="3">
     <w:abstractNumId w:val="4"/>
   </w:num>
-  <w:num w:numId="4" w16cid:durableId="1244802932">
+  <w:num w:numId="4">
     <w:abstractNumId w:val="0"/>
   </w:num>
-  <w:num w:numId="5" w16cid:durableId="1327901422">
+  <w:num w:numId="5">
     <w:abstractNumId w:val="2"/>
   </w:num>
-  <w:num w:numId="6" w16cid:durableId="1835024888">
+  <w:num w:numId="6">
     <w:abstractNumId w:val="5"/>
   </w:num>
-  <w:num w:numId="7" w16cid:durableId="676075857">
+  <w:num w:numId="7">
     <w:abstractNumId w:val="3"/>
   </w:num>
 </w:numbering>
 </file>
 
 <file path=word/styles.xml><?xml version="1.0" encoding="utf-8"?>
-<w:styles xmlns:mc="http://schemas.openxmlformats.org/markup-compatibility/2006" xmlns:r="http://schemas.openxmlformats.org/officeDocument/2006/relationships" xmlns:w="http://schemas.openxmlformats.org/wordprocessingml/2006/main" xmlns:w14="http://schemas.microsoft.com/office/word/2010/wordml" xmlns:w15="http://schemas.microsoft.com/office/word/2012/wordml" xmlns:w16cex="http://schemas.microsoft.com/office/word/2018/wordml/cex" xmlns:w16cid="http://schemas.microsoft.com/office/word/2016/wordml/cid" xmlns:w16="http://schemas.microsoft.com/office/word/2018/wordml" xmlns:w16du="http://schemas.microsoft.com/office/word/2023/wordml/word16du" xmlns:w16sdtdh="http://schemas.microsoft.com/office/word/2020/wordml/sdtdatahash" xmlns:w16sdtfl="http://schemas.microsoft.com/office/word/2024/wordml/sdtformatlock" xmlns:w16se="http://schemas.microsoft.com/office/word/2015/wordml/symex" mc:Ignorable="w14 w15 w16se w16cid w16 w16cex w16sdtdh w16sdtfl w16du">
+<w:styles xmlns:mc="http://schemas.openxmlformats.org/markup-compatibility/2006" xmlns:r="http://schemas.openxmlformats.org/officeDocument/2006/relationships" xmlns:w="http://schemas.openxmlformats.org/wordprocessingml/2006/main" xmlns:w14="http://schemas.microsoft.com/office/word/2010/wordml" xmlns:w15="http://schemas.microsoft.com/office/word/2012/wordml" mc:Ignorable="w14 w15">
   <w:docDefaults>
     <w:rPrDefault>
       <w:rPr>
@@ -3247,7 +3713,7 @@
       </w:pPr>
     </w:pPrDefault>
   </w:docDefaults>
-  <w:latentStyles w:defLockedState="0" w:defUIPriority="99" w:defSemiHidden="0" w:defUnhideWhenUsed="0" w:defQFormat="0" w:count="376">
+  <w:latentStyles w:defLockedState="0" w:defUIPriority="99" w:defSemiHidden="0" w:defUnhideWhenUsed="0" w:defQFormat="0" w:count="371">
     <w:lsdException w:name="Normal" w:uiPriority="0" w:qFormat="1"/>
     <w:lsdException w:name="heading 1" w:uiPriority="9" w:qFormat="1"/>
     <w:lsdException w:name="heading 2" w:semiHidden="1" w:uiPriority="9" w:unhideWhenUsed="1" w:qFormat="1"/>
@@ -3619,11 +4085,6 @@
     <w:lsdException w:name="List Table 5 Dark Accent 6" w:uiPriority="50"/>
     <w:lsdException w:name="List Table 6 Colorful Accent 6" w:uiPriority="51"/>
     <w:lsdException w:name="List Table 7 Colorful Accent 6" w:uiPriority="52"/>
-    <w:lsdException w:name="Mention" w:semiHidden="1" w:unhideWhenUsed="1"/>
-    <w:lsdException w:name="Smart Hyperlink" w:semiHidden="1" w:unhideWhenUsed="1"/>
-    <w:lsdException w:name="Hashtag" w:semiHidden="1" w:unhideWhenUsed="1"/>
-    <w:lsdException w:name="Unresolved Mention" w:semiHidden="1" w:unhideWhenUsed="1"/>
-    <w:lsdException w:name="Smart Link" w:semiHidden="1" w:unhideWhenUsed="1"/>
   </w:latentStyles>
   <w:style w:type="paragraph" w:default="1" w:styleId="Normale">
     <w:name w:val="Normal"/>
